--- a/docs/manual/dist/CGA User Manual (ja).docx
+++ b/docs/manual/dist/CGA User Manual (ja).docx
@@ -15,17 +15,6 @@
           <w:sz w:val="48"/>
         </w:rPr>
         <w:t>CGA Studio ユーザーマニュアル</w:t>
-      </w:r>
-    </w:p>
-    <w:p>
-      <w:r>
-        <w:rPr>
-          <w:rFonts w:ascii="Yu Gothic" w:hAnsi="Yu Gothic" w:eastAsia="Yu Gothic"/>
-          <w:b w:val="0"/>
-          <w:i w:val="0"/>
-          <w:sz w:val="21"/>
-        </w:rPr>
-        <w:t>ステータス：コンテンツ作成完了・実行検証待ち</w:t>
       </w:r>
     </w:p>
     <w:p>
@@ -52,21 +41,6 @@
     </w:p>
     <w:p>
       <w:pPr>
-        <w:spacing w:before="80" w:after="160"/>
-        <w:ind w:left="288" w:right="288"/>
-      </w:pPr>
-      <w:r>
-        <w:rPr>
-          <w:rFonts w:ascii="Yu Gothic" w:hAnsi="Yu Gothic" w:eastAsia="Yu Gothic"/>
-          <w:i/>
-          <w:color w:val="5F6368"/>
-          <w:sz w:val="19"/>
-        </w:rPr>
-        <w:t>ボット生成画面の基本情報・NLU方式・モデル・回答方式フィールドはブラウザで確認しました。実際の保存・生成・学習・実行結果が確認されていない機能は、[機能検証表](../cga-manual-verification-matrix.md)で別途表示します。</w:t>
-      </w:r>
-    </w:p>
-    <w:p>
-      <w:pPr>
         <w:pStyle w:val="Heading1"/>
       </w:pPr>
       <w:r>
@@ -130,17 +104,6 @@
           <w:sz w:val="21"/>
         </w:rPr>
         <w:t>ログイン後、CGA Studio画面に移動します。</w:t>
-      </w:r>
-    </w:p>
-    <w:p>
-      <w:r>
-        <w:rPr>
-          <w:rFonts w:ascii="Yu Gothic" w:hAnsi="Yu Gothic" w:eastAsia="Yu Gothic"/>
-          <w:b w:val="0"/>
-          <w:i w:val="0"/>
-          <w:sz w:val="21"/>
-        </w:rPr>
-        <w:t>実際のログイン成功画面と権限別の移動経路はブラウザ検証後に確定します。</w:t>
       </w:r>
     </w:p>
     <w:p>
@@ -1711,17 +1674,6 @@
       </w:r>
     </w:p>
     <w:p>
-      <w:r>
-        <w:rPr>
-          <w:rFonts w:ascii="Yu Gothic" w:hAnsi="Yu Gothic" w:eastAsia="Yu Gothic"/>
-          <w:b w:val="0"/>
-          <w:i w:val="0"/>
-          <w:sz w:val="21"/>
-        </w:rPr>
-        <w:t>アクセスパスは `Studio &gt; API` または `ボット &gt; バージョン &gt; API` です。 API を変更するときは、リクエスト項目、レスポンス項目、関連付けられた意図、認証設定を一緒に確認してください。実際の外部連動テストと運用接続の結果は別々の検証が必要です。</w:t>
-      </w:r>
-    </w:p>
-    <w:p>
       <w:pPr>
         <w:pStyle w:val="Heading1"/>
       </w:pPr>
@@ -2352,17 +2304,6 @@
       </w:r>
     </w:p>
     <w:p>
-      <w:r>
-        <w:rPr>
-          <w:rFonts w:ascii="Yu Gothic" w:hAnsi="Yu Gothic" w:eastAsia="Yu Gothic"/>
-          <w:b w:val="0"/>
-          <w:i w:val="0"/>
-          <w:sz w:val="21"/>
-        </w:rPr>
-        <w:t>管理者メニューの権限別の詳細な動作は、実際の役割別のブラウザ検証後に確定します。</w:t>
-      </w:r>
-    </w:p>
-    <w:p>
       <w:pPr>
         <w:pStyle w:val="Heading2"/>
       </w:pPr>
@@ -3609,7 +3550,7 @@
           <w:i w:val="0"/>
           <w:sz w:val="21"/>
         </w:rPr>
-        <w:t>検証用ボットでは、Queue 登録メッセージまで表示されましたが、リフレッシュ後に `未学習` 状態が維持され、学習履歴も生成されませんでした。</w:t>
+        <w:t>学習要求は Queue に登録され、別の Worker が非同期で処理します。ML と Semantic の学習はデータ量や実行環境によって3分以上かかる場合があるため、学習履歴が成功または学習済みになってからテストしてください。</w:t>
       </w:r>
     </w:p>
     <w:p>
@@ -4299,19 +4240,6 @@
         <w:t>[CGA NLU活用ガイド](../cga-nlu-guide/README.md)</w:t>
       </w:r>
     </w:p>
-    <w:p>
-      <w:pPr>
-        <w:pStyle w:val="ListBullet"/>
-        <w:spacing w:after="80"/>
-      </w:pPr>
-      <w:r>
-        <w:rPr>
-          <w:rFonts w:ascii="Yu Gothic" w:hAnsi="Yu Gothic" w:eastAsia="Yu Gothic"/>
-          <w:sz w:val="21"/>
-        </w:rPr>
-        <w:t>[機能検証テーブル](../cga-manual-verification-matrix.md)</w:t>
-      </w:r>
-    </w:p>
     <w:sectPr>
       <w:headerReference w:type="default" r:id="rId9"/>
       <w:footerReference w:type="default" r:id="rId10"/>

--- a/docs/manual/dist/CGA User Manual (ja).docx
+++ b/docs/manual/dist/CGA User Manual (ja).docx
@@ -36,7 +36,43 @@
           <w:i w:val="0"/>
           <w:sz w:val="21"/>
         </w:rPr>
-        <w:t>このドキュメントでは、CGA Studioのメニューとワークフローについて説明します。初めて使用する場合は、[CGA Getting Started](../cga-getting-started/README.md)を先に読んで、エンジン選択・学習・品質改善については[CGA NLU活用ガイド](../cga-nlu-guide/README.md)を参照してください。</w:t>
+        <w:t>このドキュメントでは、CGA Studioのメニューとワークフローについて説明します。初めて使用する場合は、</w:t>
+      </w:r>
+      <w:r>
+        <w:rPr>
+          <w:rFonts w:ascii="Yu Gothic" w:hAnsi="Yu Gothic" w:eastAsia="Yu Gothic"/>
+          <w:b w:val="0"/>
+          <w:i w:val="0"/>
+          <w:sz w:val="21"/>
+        </w:rPr>
+        <w:t>CGA Getting Started</w:t>
+      </w:r>
+      <w:r>
+        <w:rPr>
+          <w:rFonts w:ascii="Yu Gothic" w:hAnsi="Yu Gothic" w:eastAsia="Yu Gothic"/>
+          <w:b w:val="0"/>
+          <w:i w:val="0"/>
+          <w:sz w:val="21"/>
+        </w:rPr>
+        <w:t>を先に読んで、エンジン選択・学習・品質改善については</w:t>
+      </w:r>
+      <w:r>
+        <w:rPr>
+          <w:rFonts w:ascii="Yu Gothic" w:hAnsi="Yu Gothic" w:eastAsia="Yu Gothic"/>
+          <w:b w:val="0"/>
+          <w:i w:val="0"/>
+          <w:sz w:val="21"/>
+        </w:rPr>
+        <w:t>CGA NLU活用ガイド</w:t>
+      </w:r>
+      <w:r>
+        <w:rPr>
+          <w:rFonts w:ascii="Yu Gothic" w:hAnsi="Yu Gothic" w:eastAsia="Yu Gothic"/>
+          <w:b w:val="0"/>
+          <w:i w:val="0"/>
+          <w:sz w:val="21"/>
+        </w:rPr>
+        <w:t>を参照してください。</w:t>
       </w:r>
     </w:p>
     <w:p>
@@ -69,41 +105,47 @@
     </w:p>
     <w:p>
       <w:pPr>
-        <w:pStyle w:val="ListNumber"/>
         <w:spacing w:after="80"/>
-      </w:pPr>
-      <w:r>
-        <w:rPr>
-          <w:rFonts w:ascii="Yu Gothic" w:hAnsi="Yu Gothic" w:eastAsia="Yu Gothic"/>
-          <w:sz w:val="21"/>
-        </w:rPr>
-        <w:t>CGA Studioログイン画面を開きます。</w:t>
+        <w:ind w:left="360" w:hanging="288"/>
+      </w:pPr>
+      <w:r>
+        <w:rPr>
+          <w:rFonts w:ascii="Yu Gothic" w:hAnsi="Yu Gothic" w:eastAsia="Yu Gothic"/>
+          <w:b w:val="0"/>
+          <w:i w:val="0"/>
+          <w:sz w:val="21"/>
+        </w:rPr>
+        <w:t>1. CGA Studioログイン画面を開きます。</w:t>
       </w:r>
     </w:p>
     <w:p>
       <w:pPr>
-        <w:pStyle w:val="ListNumber"/>
         <w:spacing w:after="80"/>
-      </w:pPr>
-      <w:r>
-        <w:rPr>
-          <w:rFonts w:ascii="Yu Gothic" w:hAnsi="Yu Gothic" w:eastAsia="Yu Gothic"/>
-          <w:sz w:val="21"/>
-        </w:rPr>
-        <w:t>アカウント情報を入力してください。</w:t>
+        <w:ind w:left="360" w:hanging="288"/>
+      </w:pPr>
+      <w:r>
+        <w:rPr>
+          <w:rFonts w:ascii="Yu Gothic" w:hAnsi="Yu Gothic" w:eastAsia="Yu Gothic"/>
+          <w:b w:val="0"/>
+          <w:i w:val="0"/>
+          <w:sz w:val="21"/>
+        </w:rPr>
+        <w:t>2. アカウント情報を入力してください。</w:t>
       </w:r>
     </w:p>
     <w:p>
       <w:pPr>
-        <w:pStyle w:val="ListNumber"/>
         <w:spacing w:after="80"/>
-      </w:pPr>
-      <w:r>
-        <w:rPr>
-          <w:rFonts w:ascii="Yu Gothic" w:hAnsi="Yu Gothic" w:eastAsia="Yu Gothic"/>
-          <w:sz w:val="21"/>
-        </w:rPr>
-        <w:t>ログイン後、CGA Studio画面に移動します。</w:t>
+        <w:ind w:left="360" w:hanging="288"/>
+      </w:pPr>
+      <w:r>
+        <w:rPr>
+          <w:rFonts w:ascii="Yu Gothic" w:hAnsi="Yu Gothic" w:eastAsia="Yu Gothic"/>
+          <w:b w:val="0"/>
+          <w:i w:val="0"/>
+          <w:sz w:val="21"/>
+        </w:rPr>
+        <w:t>3. ログイン後、CGA Studio画面に移動します。</w:t>
       </w:r>
     </w:p>
     <w:p>
@@ -128,9 +170,20 @@
       <w:r>
         <w:rPr>
           <w:rFonts w:ascii="Yu Gothic" w:hAnsi="Yu Gothic" w:eastAsia="Yu Gothic"/>
-          <w:sz w:val="21"/>
-        </w:rPr>
-        <w:t>`ボット`: 会話サービスを提供する単位</w:t>
+          <w:b/>
+          <w:i w:val="0"/>
+          <w:sz w:val="21"/>
+        </w:rPr>
+        <w:t>ボット</w:t>
+      </w:r>
+      <w:r>
+        <w:rPr>
+          <w:rFonts w:ascii="Yu Gothic" w:hAnsi="Yu Gothic" w:eastAsia="Yu Gothic"/>
+          <w:b w:val="0"/>
+          <w:i w:val="0"/>
+          <w:sz w:val="21"/>
+        </w:rPr>
+        <w:t>: 会話サービスを提供する単位</w:t>
       </w:r>
     </w:p>
     <w:p>
@@ -141,9 +194,20 @@
       <w:r>
         <w:rPr>
           <w:rFonts w:ascii="Yu Gothic" w:hAnsi="Yu Gothic" w:eastAsia="Yu Gothic"/>
-          <w:sz w:val="21"/>
-        </w:rPr>
-        <w:t>`バージョン`: ボットの設定と学習資産を管理する実行単位</w:t>
+          <w:b/>
+          <w:i w:val="0"/>
+          <w:sz w:val="21"/>
+        </w:rPr>
+        <w:t>バージョン</w:t>
+      </w:r>
+      <w:r>
+        <w:rPr>
+          <w:rFonts w:ascii="Yu Gothic" w:hAnsi="Yu Gothic" w:eastAsia="Yu Gothic"/>
+          <w:b w:val="0"/>
+          <w:i w:val="0"/>
+          <w:sz w:val="21"/>
+        </w:rPr>
+        <w:t>: ボットの設定と学習資産を管理する実行単位</w:t>
       </w:r>
     </w:p>
     <w:p>
@@ -154,9 +218,20 @@
       <w:r>
         <w:rPr>
           <w:rFonts w:ascii="Yu Gothic" w:hAnsi="Yu Gothic" w:eastAsia="Yu Gothic"/>
-          <w:sz w:val="21"/>
-        </w:rPr>
-        <w:t>`NLU方式`: ユーザーの発話を意図や意味で解釈する方法</w:t>
+          <w:b/>
+          <w:i w:val="0"/>
+          <w:sz w:val="21"/>
+        </w:rPr>
+        <w:t>NLU方式</w:t>
+      </w:r>
+      <w:r>
+        <w:rPr>
+          <w:rFonts w:ascii="Yu Gothic" w:hAnsi="Yu Gothic" w:eastAsia="Yu Gothic"/>
+          <w:b w:val="0"/>
+          <w:i w:val="0"/>
+          <w:sz w:val="21"/>
+        </w:rPr>
+        <w:t>: ユーザーの発話を意図や意味で解釈する方法</w:t>
       </w:r>
     </w:p>
     <w:p>
@@ -167,9 +242,20 @@
       <w:r>
         <w:rPr>
           <w:rFonts w:ascii="Yu Gothic" w:hAnsi="Yu Gothic" w:eastAsia="Yu Gothic"/>
-          <w:sz w:val="21"/>
-        </w:rPr>
-        <w:t>`応答方式`: 分類結果に基づいて回答を生成または検索する方法</w:t>
+          <w:b/>
+          <w:i w:val="0"/>
+          <w:sz w:val="21"/>
+        </w:rPr>
+        <w:t>応答方式</w:t>
+      </w:r>
+      <w:r>
+        <w:rPr>
+          <w:rFonts w:ascii="Yu Gothic" w:hAnsi="Yu Gothic" w:eastAsia="Yu Gothic"/>
+          <w:b w:val="0"/>
+          <w:i w:val="0"/>
+          <w:sz w:val="21"/>
+        </w:rPr>
+        <w:t>: 分類結果に基づいて回答を生成または検索する方法</w:t>
       </w:r>
     </w:p>
     <w:p>
@@ -180,9 +266,20 @@
       <w:r>
         <w:rPr>
           <w:rFonts w:ascii="Yu Gothic" w:hAnsi="Yu Gothic" w:eastAsia="Yu Gothic"/>
-          <w:sz w:val="21"/>
-        </w:rPr>
-        <w:t>`学習`: ML または選択した実行エンジンに合わせてボットのデータを反映するタスク</w:t>
+          <w:b/>
+          <w:i w:val="0"/>
+          <w:sz w:val="21"/>
+        </w:rPr>
+        <w:t>学習</w:t>
+      </w:r>
+      <w:r>
+        <w:rPr>
+          <w:rFonts w:ascii="Yu Gothic" w:hAnsi="Yu Gothic" w:eastAsia="Yu Gothic"/>
+          <w:b w:val="0"/>
+          <w:i w:val="0"/>
+          <w:sz w:val="21"/>
+        </w:rPr>
+        <w:t>: ML または選択した実行エンジンに合わせてボットのデータを反映するタスク</w:t>
       </w:r>
     </w:p>
     <w:p>
@@ -218,6 +315,8 @@
       <w:r>
         <w:rPr>
           <w:rFonts w:ascii="Yu Gothic" w:hAnsi="Yu Gothic" w:eastAsia="Yu Gothic"/>
+          <w:b w:val="0"/>
+          <w:i w:val="0"/>
           <w:sz w:val="21"/>
         </w:rPr>
         <w:t>言語</w:t>
@@ -231,6 +330,8 @@
       <w:r>
         <w:rPr>
           <w:rFonts w:ascii="Yu Gothic" w:hAnsi="Yu Gothic" w:eastAsia="Yu Gothic"/>
+          <w:b w:val="0"/>
+          <w:i w:val="0"/>
           <w:sz w:val="21"/>
         </w:rPr>
         <w:t>NLU方式</w:t>
@@ -244,6 +345,8 @@
       <w:r>
         <w:rPr>
           <w:rFonts w:ascii="Yu Gothic" w:hAnsi="Yu Gothic" w:eastAsia="Yu Gothic"/>
+          <w:b w:val="0"/>
+          <w:i w:val="0"/>
           <w:sz w:val="21"/>
         </w:rPr>
         <w:t>NLUモデル</w:t>
@@ -257,6 +360,8 @@
       <w:r>
         <w:rPr>
           <w:rFonts w:ascii="Yu Gothic" w:hAnsi="Yu Gothic" w:eastAsia="Yu Gothic"/>
+          <w:b w:val="0"/>
+          <w:i w:val="0"/>
           <w:sz w:val="21"/>
         </w:rPr>
         <w:t>回答方法</w:t>
@@ -270,6 +375,8 @@
       <w:r>
         <w:rPr>
           <w:rFonts w:ascii="Yu Gothic" w:hAnsi="Yu Gothic" w:eastAsia="Yu Gothic"/>
+          <w:b w:val="0"/>
+          <w:i w:val="0"/>
           <w:sz w:val="21"/>
         </w:rPr>
         <w:t>LLM Provider またはモデル</w:t>
@@ -283,6 +390,8 @@
       <w:r>
         <w:rPr>
           <w:rFonts w:ascii="Yu Gothic" w:hAnsi="Yu Gothic" w:eastAsia="Yu Gothic"/>
+          <w:b w:val="0"/>
+          <w:i w:val="0"/>
           <w:sz w:val="21"/>
         </w:rPr>
         <w:t>バージョン</w:t>
@@ -296,7 +405,61 @@
           <w:i w:val="0"/>
           <w:sz w:val="21"/>
         </w:rPr>
-        <w:t>NLU 方式または回答方式を変更すると、選択可能なモデルと追加の設定項目が異なる場合があります。画面の組み合わせ状態が`実行・学習可能`であるか、`設定の保存のみ可能`であるかを確認してから、次の操作を決定します。初めて使用する場合は、組み合わせ状態を確認せずに`確認`を選択しません。</w:t>
+        <w:t>NLU 方式または回答方式を変更すると、選択可能なモデルと追加の設定項目が異なる場合があります。画面の組み合わせ状態が</w:t>
+      </w:r>
+      <w:r>
+        <w:rPr>
+          <w:rFonts w:ascii="Yu Gothic" w:hAnsi="Yu Gothic" w:eastAsia="Yu Gothic"/>
+          <w:b/>
+          <w:i w:val="0"/>
+          <w:sz w:val="21"/>
+        </w:rPr>
+        <w:t>実行・学習可能</w:t>
+      </w:r>
+      <w:r>
+        <w:rPr>
+          <w:rFonts w:ascii="Yu Gothic" w:hAnsi="Yu Gothic" w:eastAsia="Yu Gothic"/>
+          <w:b w:val="0"/>
+          <w:i w:val="0"/>
+          <w:sz w:val="21"/>
+        </w:rPr>
+        <w:t>であるか、</w:t>
+      </w:r>
+      <w:r>
+        <w:rPr>
+          <w:rFonts w:ascii="Yu Gothic" w:hAnsi="Yu Gothic" w:eastAsia="Yu Gothic"/>
+          <w:b/>
+          <w:i w:val="0"/>
+          <w:sz w:val="21"/>
+        </w:rPr>
+        <w:t>設定の保存のみ可能</w:t>
+      </w:r>
+      <w:r>
+        <w:rPr>
+          <w:rFonts w:ascii="Yu Gothic" w:hAnsi="Yu Gothic" w:eastAsia="Yu Gothic"/>
+          <w:b w:val="0"/>
+          <w:i w:val="0"/>
+          <w:sz w:val="21"/>
+        </w:rPr>
+        <w:t>であるかを確認してから、次の操作を決定します。初めて使用する場合は、組み合わせ状態を確認せずに</w:t>
+      </w:r>
+      <w:r>
+        <w:rPr>
+          <w:rFonts w:ascii="Yu Gothic" w:hAnsi="Yu Gothic" w:eastAsia="Yu Gothic"/>
+          <w:b/>
+          <w:i w:val="0"/>
+          <w:sz w:val="21"/>
+        </w:rPr>
+        <w:t>確認</w:t>
+      </w:r>
+      <w:r>
+        <w:rPr>
+          <w:rFonts w:ascii="Yu Gothic" w:hAnsi="Yu Gothic" w:eastAsia="Yu Gothic"/>
+          <w:b w:val="0"/>
+          <w:i w:val="0"/>
+          <w:sz w:val="21"/>
+        </w:rPr>
+        <w:t>を選択しません。</w:t>
       </w:r>
     </w:p>
     <w:p>
@@ -307,7 +470,43 @@
           <w:i w:val="0"/>
           <w:sz w:val="21"/>
         </w:rPr>
-        <w:t>生成画面で、`確認`は入力した設定を送信する動作であり、`キャンセル`は生成画面を終了する動作です。提出以降、ボット生成結果と学習・インデックス作成完了状態は別途の実行検証対象です。</w:t>
+        <w:t>生成画面で、</w:t>
+      </w:r>
+      <w:r>
+        <w:rPr>
+          <w:rFonts w:ascii="Yu Gothic" w:hAnsi="Yu Gothic" w:eastAsia="Yu Gothic"/>
+          <w:b/>
+          <w:i w:val="0"/>
+          <w:sz w:val="21"/>
+        </w:rPr>
+        <w:t>確認</w:t>
+      </w:r>
+      <w:r>
+        <w:rPr>
+          <w:rFonts w:ascii="Yu Gothic" w:hAnsi="Yu Gothic" w:eastAsia="Yu Gothic"/>
+          <w:b w:val="0"/>
+          <w:i w:val="0"/>
+          <w:sz w:val="21"/>
+        </w:rPr>
+        <w:t>は入力した設定を送信する動作であり、</w:t>
+      </w:r>
+      <w:r>
+        <w:rPr>
+          <w:rFonts w:ascii="Yu Gothic" w:hAnsi="Yu Gothic" w:eastAsia="Yu Gothic"/>
+          <w:b/>
+          <w:i w:val="0"/>
+          <w:sz w:val="21"/>
+        </w:rPr>
+        <w:t>キャンセル</w:t>
+      </w:r>
+      <w:r>
+        <w:rPr>
+          <w:rFonts w:ascii="Yu Gothic" w:hAnsi="Yu Gothic" w:eastAsia="Yu Gothic"/>
+          <w:b w:val="0"/>
+          <w:i w:val="0"/>
+          <w:sz w:val="21"/>
+        </w:rPr>
+        <w:t>は生成画面を終了する動作です。提出以降、ボット生成結果と学習・インデックス作成完了状態は別途の実行検証対象です。</w:t>
       </w:r>
     </w:p>
     <w:p>
@@ -368,6 +567,8 @@
       <w:r>
         <w:rPr>
           <w:rFonts w:ascii="Yu Gothic" w:hAnsi="Yu Gothic" w:eastAsia="Yu Gothic"/>
+          <w:b w:val="0"/>
+          <w:i w:val="0"/>
           <w:sz w:val="21"/>
         </w:rPr>
         <w:t>ボットタイプ: ボット、ボットハブ</w:t>
@@ -381,6 +582,8 @@
       <w:r>
         <w:rPr>
           <w:rFonts w:ascii="Yu Gothic" w:hAnsi="Yu Gothic" w:eastAsia="Yu Gothic"/>
+          <w:b w:val="0"/>
+          <w:i w:val="0"/>
           <w:sz w:val="21"/>
         </w:rPr>
         <w:t>ボットモード：テキスト型、ボイス型</w:t>
@@ -394,6 +597,8 @@
       <w:r>
         <w:rPr>
           <w:rFonts w:ascii="Yu Gothic" w:hAnsi="Yu Gothic" w:eastAsia="Yu Gothic"/>
+          <w:b w:val="0"/>
+          <w:i w:val="0"/>
           <w:sz w:val="21"/>
         </w:rPr>
         <w:t>ボットプロフィール</w:t>
@@ -407,6 +612,8 @@
       <w:r>
         <w:rPr>
           <w:rFonts w:ascii="Yu Gothic" w:hAnsi="Yu Gothic" w:eastAsia="Yu Gothic"/>
+          <w:b w:val="0"/>
+          <w:i w:val="0"/>
           <w:sz w:val="21"/>
         </w:rPr>
         <w:t>ボット名</w:t>
@@ -420,6 +627,8 @@
       <w:r>
         <w:rPr>
           <w:rFonts w:ascii="Yu Gothic" w:hAnsi="Yu Gothic" w:eastAsia="Yu Gothic"/>
+          <w:b w:val="0"/>
+          <w:i w:val="0"/>
           <w:sz w:val="21"/>
         </w:rPr>
         <w:t>言語：現在の画面オプションは韓国語</w:t>
@@ -433,6 +642,8 @@
       <w:r>
         <w:rPr>
           <w:rFonts w:ascii="Yu Gothic" w:hAnsi="Yu Gothic" w:eastAsia="Yu Gothic"/>
+          <w:b w:val="0"/>
+          <w:i w:val="0"/>
           <w:sz w:val="21"/>
         </w:rPr>
         <w:t>はじめに</w:t>
@@ -508,6 +719,7 @@
               <w:rPr>
                 <w:rFonts w:ascii="Yu Gothic" w:hAnsi="Yu Gothic" w:eastAsia="Yu Gothic"/>
                 <w:b/>
+                <w:i w:val="0"/>
                 <w:color w:val="1F4D78"/>
                 <w:sz w:val="18"/>
               </w:rPr>
@@ -536,6 +748,7 @@
               <w:rPr>
                 <w:rFonts w:ascii="Yu Gothic" w:hAnsi="Yu Gothic" w:eastAsia="Yu Gothic"/>
                 <w:b/>
+                <w:i w:val="0"/>
                 <w:color w:val="1F4D78"/>
                 <w:sz w:val="18"/>
               </w:rPr>
@@ -565,6 +778,7 @@
               <w:rPr>
                 <w:rFonts w:ascii="Yu Gothic" w:hAnsi="Yu Gothic" w:eastAsia="Yu Gothic"/>
                 <w:b w:val="0"/>
+                <w:i w:val="0"/>
                 <w:sz w:val="18"/>
               </w:rPr>
               <w:t>ML</w:t>
@@ -591,6 +805,7 @@
               <w:rPr>
                 <w:rFonts w:ascii="Yu Gothic" w:hAnsi="Yu Gothic" w:eastAsia="Yu Gothic"/>
                 <w:b w:val="0"/>
+                <w:i w:val="0"/>
                 <w:sz w:val="18"/>
               </w:rPr>
               <w:t>学習文と意図を中心に分類する方法</w:t>
@@ -619,6 +834,7 @@
               <w:rPr>
                 <w:rFonts w:ascii="Yu Gothic" w:hAnsi="Yu Gothic" w:eastAsia="Yu Gothic"/>
                 <w:b w:val="0"/>
+                <w:i w:val="0"/>
                 <w:sz w:val="18"/>
               </w:rPr>
               <w:t>Semantic - Vector Worker</w:t>
@@ -645,6 +861,7 @@
               <w:rPr>
                 <w:rFonts w:ascii="Yu Gothic" w:hAnsi="Yu Gothic" w:eastAsia="Yu Gothic"/>
                 <w:b w:val="0"/>
+                <w:i w:val="0"/>
                 <w:sz w:val="18"/>
               </w:rPr>
               <w:t>CGAのVector WorkerとVector DBを使用したSemantic方式</w:t>
@@ -673,6 +890,7 @@
               <w:rPr>
                 <w:rFonts w:ascii="Yu Gothic" w:hAnsi="Yu Gothic" w:eastAsia="Yu Gothic"/>
                 <w:b w:val="0"/>
+                <w:i w:val="0"/>
                 <w:sz w:val="18"/>
               </w:rPr>
               <w:t>Semantic - External Embedding</w:t>
@@ -699,6 +917,7 @@
               <w:rPr>
                 <w:rFonts w:ascii="Yu Gothic" w:hAnsi="Yu Gothic" w:eastAsia="Yu Gothic"/>
                 <w:b w:val="0"/>
+                <w:i w:val="0"/>
                 <w:sz w:val="18"/>
               </w:rPr>
               <w:t>外部埋め込みとLocal Vector DBを結ぶSemantic方式</w:t>
@@ -727,6 +946,7 @@
               <w:rPr>
                 <w:rFonts w:ascii="Yu Gothic" w:hAnsi="Yu Gothic" w:eastAsia="Yu Gothic"/>
                 <w:b w:val="0"/>
+                <w:i w:val="0"/>
                 <w:sz w:val="18"/>
               </w:rPr>
               <w:t>LLMエンジン</w:t>
@@ -753,6 +973,7 @@
               <w:rPr>
                 <w:rFonts w:ascii="Yu Gothic" w:hAnsi="Yu Gothic" w:eastAsia="Yu Gothic"/>
                 <w:b w:val="0"/>
+                <w:i w:val="0"/>
                 <w:sz w:val="18"/>
               </w:rPr>
               <w:t>LLMモデルの使用方法</w:t>
@@ -770,7 +991,25 @@
           <w:i w:val="0"/>
           <w:sz w:val="21"/>
         </w:rPr>
-        <w:t>エンジン固有の選択基準とデータの準備方法については、[NLU活用ガイドのエンジン比較](../cga-nlu-guide/engine-comparison.md)を参照してください。</w:t>
+        <w:t>エンジン固有の選択基準とデータの準備方法については、</w:t>
+      </w:r>
+      <w:r>
+        <w:rPr>
+          <w:rFonts w:ascii="Yu Gothic" w:hAnsi="Yu Gothic" w:eastAsia="Yu Gothic"/>
+          <w:b w:val="0"/>
+          <w:i w:val="0"/>
+          <w:sz w:val="21"/>
+        </w:rPr>
+        <w:t>NLU活用ガイドのエンジン比較</w:t>
+      </w:r>
+      <w:r>
+        <w:rPr>
+          <w:rFonts w:ascii="Yu Gothic" w:hAnsi="Yu Gothic" w:eastAsia="Yu Gothic"/>
+          <w:b w:val="0"/>
+          <w:i w:val="0"/>
+          <w:sz w:val="21"/>
+        </w:rPr>
+        <w:t>を参照してください。</w:t>
       </w:r>
     </w:p>
     <w:p>
@@ -806,6 +1045,8 @@
       <w:r>
         <w:rPr>
           <w:rFonts w:ascii="Yu Gothic" w:hAnsi="Yu Gothic" w:eastAsia="Yu Gothic"/>
+          <w:b w:val="0"/>
+          <w:i w:val="0"/>
           <w:sz w:val="21"/>
         </w:rPr>
         <w:t>ML: DeepLearning Lite, TF-IDF Linear, Keyword Baseline</w:t>
@@ -819,6 +1060,8 @@
       <w:r>
         <w:rPr>
           <w:rFonts w:ascii="Yu Gothic" w:hAnsi="Yu Gothic" w:eastAsia="Yu Gothic"/>
+          <w:b w:val="0"/>
+          <w:i w:val="0"/>
           <w:sz w:val="21"/>
         </w:rPr>
         <w:t>Semantic: 基本 Vector Worker モデルまたは外部埋め込みモデル</w:t>
@@ -832,6 +1075,8 @@
       <w:r>
         <w:rPr>
           <w:rFonts w:ascii="Yu Gothic" w:hAnsi="Yu Gothic" w:eastAsia="Yu Gothic"/>
+          <w:b w:val="0"/>
+          <w:i w:val="0"/>
           <w:sz w:val="21"/>
         </w:rPr>
         <w:t>LLM: Provider の選択と Provider 固有の詳細モデルの選択</w:t>
@@ -881,6 +1126,8 @@
       <w:r>
         <w:rPr>
           <w:rFonts w:ascii="Yu Gothic" w:hAnsi="Yu Gothic" w:eastAsia="Yu Gothic"/>
+          <w:b w:val="0"/>
+          <w:i w:val="0"/>
           <w:sz w:val="21"/>
         </w:rPr>
         <w:t>決まった回答</w:t>
@@ -894,6 +1141,8 @@
       <w:r>
         <w:rPr>
           <w:rFonts w:ascii="Yu Gothic" w:hAnsi="Yu Gothic" w:eastAsia="Yu Gothic"/>
+          <w:b w:val="0"/>
+          <w:i w:val="0"/>
           <w:sz w:val="21"/>
         </w:rPr>
         <w:t>Semantic Engine RAGの回答</w:t>
@@ -907,6 +1156,8 @@
       <w:r>
         <w:rPr>
           <w:rFonts w:ascii="Yu Gothic" w:hAnsi="Yu Gothic" w:eastAsia="Yu Gothic"/>
+          <w:b w:val="0"/>
+          <w:i w:val="0"/>
           <w:sz w:val="21"/>
         </w:rPr>
         <w:t>LLM Engine RAGの回答</w:t>
@@ -920,6 +1171,8 @@
       <w:r>
         <w:rPr>
           <w:rFonts w:ascii="Yu Gothic" w:hAnsi="Yu Gothic" w:eastAsia="Yu Gothic"/>
+          <w:b w:val="0"/>
+          <w:i w:val="0"/>
           <w:sz w:val="21"/>
         </w:rPr>
         <w:t>LLM Engineの回答</w:t>
@@ -969,6 +1222,8 @@
       <w:r>
         <w:rPr>
           <w:rFonts w:ascii="Yu Gothic" w:hAnsi="Yu Gothic" w:eastAsia="Yu Gothic"/>
+          <w:b w:val="0"/>
+          <w:i w:val="0"/>
           <w:sz w:val="21"/>
         </w:rPr>
         <w:t>ボット: サービスユニットの基本情報と運営対象</w:t>
@@ -982,6 +1237,8 @@
       <w:r>
         <w:rPr>
           <w:rFonts w:ascii="Yu Gothic" w:hAnsi="Yu Gothic" w:eastAsia="Yu Gothic"/>
+          <w:b w:val="0"/>
+          <w:i w:val="0"/>
           <w:sz w:val="21"/>
         </w:rPr>
         <w:t>バージョン：意図・個体・事前・対話設計・AI設定をまとめて管理する単位</w:t>
@@ -995,6 +1252,8 @@
       <w:r>
         <w:rPr>
           <w:rFonts w:ascii="Yu Gothic" w:hAnsi="Yu Gothic" w:eastAsia="Yu Gothic"/>
+          <w:b w:val="0"/>
+          <w:i w:val="0"/>
           <w:sz w:val="21"/>
         </w:rPr>
         <w:t>作業領域: 特定ボットバージョンの設計・テスト・分析を行う画面</w:t>
@@ -1070,6 +1329,7 @@
               <w:rPr>
                 <w:rFonts w:ascii="Yu Gothic" w:hAnsi="Yu Gothic" w:eastAsia="Yu Gothic"/>
                 <w:b/>
+                <w:i w:val="0"/>
                 <w:color w:val="1F4D78"/>
                 <w:sz w:val="18"/>
               </w:rPr>
@@ -1098,6 +1358,7 @@
               <w:rPr>
                 <w:rFonts w:ascii="Yu Gothic" w:hAnsi="Yu Gothic" w:eastAsia="Yu Gothic"/>
                 <w:b/>
+                <w:i w:val="0"/>
                 <w:color w:val="1F4D78"/>
                 <w:sz w:val="18"/>
               </w:rPr>
@@ -1127,6 +1388,7 @@
               <w:rPr>
                 <w:rFonts w:ascii="Yu Gothic" w:hAnsi="Yu Gothic" w:eastAsia="Yu Gothic"/>
                 <w:b w:val="0"/>
+                <w:i w:val="0"/>
                 <w:sz w:val="18"/>
               </w:rPr>
               <w:t>ボットリスト</w:t>
@@ -1153,6 +1415,7 @@
               <w:rPr>
                 <w:rFonts w:ascii="Yu Gothic" w:hAnsi="Yu Gothic" w:eastAsia="Yu Gothic"/>
                 <w:b w:val="0"/>
+                <w:i w:val="0"/>
                 <w:sz w:val="18"/>
               </w:rPr>
               <w:t>Studio&gt;ボット</w:t>
@@ -1181,6 +1444,7 @@
               <w:rPr>
                 <w:rFonts w:ascii="Yu Gothic" w:hAnsi="Yu Gothic" w:eastAsia="Yu Gothic"/>
                 <w:b w:val="0"/>
+                <w:i w:val="0"/>
                 <w:sz w:val="18"/>
               </w:rPr>
               <w:t>新しいボットの作成</w:t>
@@ -1207,6 +1471,7 @@
               <w:rPr>
                 <w:rFonts w:ascii="Yu Gothic" w:hAnsi="Yu Gothic" w:eastAsia="Yu Gothic"/>
                 <w:b w:val="0"/>
+                <w:i w:val="0"/>
                 <w:sz w:val="18"/>
               </w:rPr>
               <w:t>Studio &gt; ボット &gt; ボットの作成</w:t>
@@ -1235,6 +1500,7 @@
               <w:rPr>
                 <w:rFonts w:ascii="Yu Gothic" w:hAnsi="Yu Gothic" w:eastAsia="Yu Gothic"/>
                 <w:b w:val="0"/>
+                <w:i w:val="0"/>
                 <w:sz w:val="18"/>
               </w:rPr>
               <w:t>ボット設定</w:t>
@@ -1261,6 +1527,7 @@
               <w:rPr>
                 <w:rFonts w:ascii="Yu Gothic" w:hAnsi="Yu Gothic" w:eastAsia="Yu Gothic"/>
                 <w:b w:val="0"/>
+                <w:i w:val="0"/>
                 <w:sz w:val="18"/>
               </w:rPr>
               <w:t>選択したボット&gt;設定</w:t>
@@ -1289,6 +1556,7 @@
               <w:rPr>
                 <w:rFonts w:ascii="Yu Gothic" w:hAnsi="Yu Gothic" w:eastAsia="Yu Gothic"/>
                 <w:b w:val="0"/>
+                <w:i w:val="0"/>
                 <w:sz w:val="18"/>
               </w:rPr>
               <w:t>バージョン一覧</w:t>
@@ -1315,6 +1583,7 @@
               <w:rPr>
                 <w:rFonts w:ascii="Yu Gothic" w:hAnsi="Yu Gothic" w:eastAsia="Yu Gothic"/>
                 <w:b w:val="0"/>
+                <w:i w:val="0"/>
                 <w:sz w:val="18"/>
               </w:rPr>
               <w:t>選択したボット&gt;バージョン管理</w:t>
@@ -1343,6 +1612,7 @@
               <w:rPr>
                 <w:rFonts w:ascii="Yu Gothic" w:hAnsi="Yu Gothic" w:eastAsia="Yu Gothic"/>
                 <w:b w:val="0"/>
+                <w:i w:val="0"/>
                 <w:sz w:val="18"/>
               </w:rPr>
               <w:t>バージョンワークスペース</w:t>
@@ -1369,6 +1639,7 @@
               <w:rPr>
                 <w:rFonts w:ascii="Yu Gothic" w:hAnsi="Yu Gothic" w:eastAsia="Yu Gothic"/>
                 <w:b w:val="0"/>
+                <w:i w:val="0"/>
                 <w:sz w:val="18"/>
               </w:rPr>
               <w:t>選択したボット&gt;バージョン&gt;ワークスペース</w:t>
@@ -1436,7 +1707,25 @@
           <w:i w:val="0"/>
           <w:sz w:val="21"/>
         </w:rPr>
-        <w:t>アクセスパスは `ボット &gt; バージョン &gt; 意図` です。意図データを修正したら、そのバージョンの学習状態とシミュレータの結果を一緒に確認します。</w:t>
+        <w:t xml:space="preserve">アクセスパスは </w:t>
+      </w:r>
+      <w:r>
+        <w:rPr>
+          <w:rFonts w:ascii="Yu Gothic" w:hAnsi="Yu Gothic" w:eastAsia="Yu Gothic"/>
+          <w:b/>
+          <w:i w:val="0"/>
+          <w:sz w:val="21"/>
+        </w:rPr>
+        <w:t>ボット &gt; バージョン &gt; 意図</w:t>
+      </w:r>
+      <w:r>
+        <w:rPr>
+          <w:rFonts w:ascii="Yu Gothic" w:hAnsi="Yu Gothic" w:eastAsia="Yu Gothic"/>
+          <w:b w:val="0"/>
+          <w:i w:val="0"/>
+          <w:sz w:val="21"/>
+        </w:rPr>
+        <w:t xml:space="preserve"> です。意図データを修正したら、そのバージョンの学習状態とシミュレータの結果を一緒に確認します。</w:t>
       </w:r>
     </w:p>
     <w:p>
@@ -1472,7 +1761,25 @@
           <w:i w:val="0"/>
           <w:sz w:val="21"/>
         </w:rPr>
-        <w:t>アクセスパスは `ボット &gt; バージョン &gt; エンティティ` です。オブジェクト名または抽出基準を変更するときは、既存の意図とテスト発火が引き続き有効であることを確認してください。</w:t>
+        <w:t xml:space="preserve">アクセスパスは </w:t>
+      </w:r>
+      <w:r>
+        <w:rPr>
+          <w:rFonts w:ascii="Yu Gothic" w:hAnsi="Yu Gothic" w:eastAsia="Yu Gothic"/>
+          <w:b/>
+          <w:i w:val="0"/>
+          <w:sz w:val="21"/>
+        </w:rPr>
+        <w:t>ボット &gt; バージョン &gt; エンティティ</w:t>
+      </w:r>
+      <w:r>
+        <w:rPr>
+          <w:rFonts w:ascii="Yu Gothic" w:hAnsi="Yu Gothic" w:eastAsia="Yu Gothic"/>
+          <w:b w:val="0"/>
+          <w:i w:val="0"/>
+          <w:sz w:val="21"/>
+        </w:rPr>
+        <w:t xml:space="preserve"> です。オブジェクト名または抽出基準を変更するときは、既存の意図とテスト発火が引き続き有効であることを確認してください。</w:t>
       </w:r>
     </w:p>
     <w:p>
@@ -1508,7 +1815,25 @@
           <w:i w:val="0"/>
           <w:sz w:val="21"/>
         </w:rPr>
-        <w:t>アクセスパスは `ボット &gt; バージョン &gt; 辞書` です。同義語を追加するときは、特定の意図にのみ影響する表現なのか、複数の意図で共通に使用される表現なのかを区別します。</w:t>
+        <w:t xml:space="preserve">アクセスパスは </w:t>
+      </w:r>
+      <w:r>
+        <w:rPr>
+          <w:rFonts w:ascii="Yu Gothic" w:hAnsi="Yu Gothic" w:eastAsia="Yu Gothic"/>
+          <w:b/>
+          <w:i w:val="0"/>
+          <w:sz w:val="21"/>
+        </w:rPr>
+        <w:t>ボット &gt; バージョン &gt; 辞書</w:t>
+      </w:r>
+      <w:r>
+        <w:rPr>
+          <w:rFonts w:ascii="Yu Gothic" w:hAnsi="Yu Gothic" w:eastAsia="Yu Gothic"/>
+          <w:b w:val="0"/>
+          <w:i w:val="0"/>
+          <w:sz w:val="21"/>
+        </w:rPr>
+        <w:t xml:space="preserve"> です。同義語を追加するときは、特定の意図にのみ影響する表現なのか、複数の意図で共通に使用される表現なのかを区別します。</w:t>
       </w:r>
     </w:p>
     <w:p>
@@ -1544,7 +1869,25 @@
           <w:i w:val="0"/>
           <w:sz w:val="21"/>
         </w:rPr>
-        <w:t>アクセスパスは `ボット &gt; バージョン &gt; QA` です。文書や質問・回答を反映したあとにはインデックス付けまたは適用状態が提供されていることを確認し、確認されていない状態で結果を運営に使用しません。</w:t>
+        <w:t xml:space="preserve">アクセスパスは </w:t>
+      </w:r>
+      <w:r>
+        <w:rPr>
+          <w:rFonts w:ascii="Yu Gothic" w:hAnsi="Yu Gothic" w:eastAsia="Yu Gothic"/>
+          <w:b/>
+          <w:i w:val="0"/>
+          <w:sz w:val="21"/>
+        </w:rPr>
+        <w:t>ボット &gt; バージョン &gt; QA</w:t>
+      </w:r>
+      <w:r>
+        <w:rPr>
+          <w:rFonts w:ascii="Yu Gothic" w:hAnsi="Yu Gothic" w:eastAsia="Yu Gothic"/>
+          <w:b w:val="0"/>
+          <w:i w:val="0"/>
+          <w:sz w:val="21"/>
+        </w:rPr>
+        <w:t xml:space="preserve"> です。文書や質問・回答を反映したあとにはインデックス付けまたは適用状態が提供されていることを確認し、確認されていない状態で結果を運営に使用しません。</w:t>
       </w:r>
     </w:p>
     <w:p>
@@ -1580,72 +1923,100 @@
           <w:i w:val="0"/>
           <w:sz w:val="21"/>
         </w:rPr>
-        <w:t>アクセスパスは `ボット &gt; バージョン &gt; 対話フロー` です。フローを変更するときは、次の点を確認してください。</w:t>
+        <w:t xml:space="preserve">アクセスパスは </w:t>
+      </w:r>
+      <w:r>
+        <w:rPr>
+          <w:rFonts w:ascii="Yu Gothic" w:hAnsi="Yu Gothic" w:eastAsia="Yu Gothic"/>
+          <w:b/>
+          <w:i w:val="0"/>
+          <w:sz w:val="21"/>
+        </w:rPr>
+        <w:t>ボット &gt; バージョン &gt; 対話フロー</w:t>
+      </w:r>
+      <w:r>
+        <w:rPr>
+          <w:rFonts w:ascii="Yu Gothic" w:hAnsi="Yu Gothic" w:eastAsia="Yu Gothic"/>
+          <w:b w:val="0"/>
+          <w:i w:val="0"/>
+          <w:sz w:val="21"/>
+        </w:rPr>
+        <w:t xml:space="preserve"> です。フローを変更するときは、次の点を確認してください。</w:t>
       </w:r>
     </w:p>
     <w:p>
       <w:pPr>
-        <w:pStyle w:val="ListNumber"/>
         <w:spacing w:after="80"/>
-      </w:pPr>
-      <w:r>
-        <w:rPr>
-          <w:rFonts w:ascii="Yu Gothic" w:hAnsi="Yu Gothic" w:eastAsia="Yu Gothic"/>
-          <w:sz w:val="21"/>
-        </w:rPr>
-        <w:t>フローが接続された意図を確認します。</w:t>
+        <w:ind w:left="360" w:hanging="288"/>
+      </w:pPr>
+      <w:r>
+        <w:rPr>
+          <w:rFonts w:ascii="Yu Gothic" w:hAnsi="Yu Gothic" w:eastAsia="Yu Gothic"/>
+          <w:b w:val="0"/>
+          <w:i w:val="0"/>
+          <w:sz w:val="21"/>
+        </w:rPr>
+        <w:t>1. フローが接続された意図を確認します。</w:t>
       </w:r>
     </w:p>
     <w:p>
       <w:pPr>
-        <w:pStyle w:val="ListNumber"/>
         <w:spacing w:after="80"/>
-      </w:pPr>
-      <w:r>
-        <w:rPr>
-          <w:rFonts w:ascii="Yu Gothic" w:hAnsi="Yu Gothic" w:eastAsia="Yu Gothic"/>
-          <w:sz w:val="21"/>
-        </w:rPr>
-        <w:t>ユーザー入力とボットレスポンスの順序を確認してください。</w:t>
+        <w:ind w:left="360" w:hanging="288"/>
+      </w:pPr>
+      <w:r>
+        <w:rPr>
+          <w:rFonts w:ascii="Yu Gothic" w:hAnsi="Yu Gothic" w:eastAsia="Yu Gothic"/>
+          <w:b w:val="0"/>
+          <w:i w:val="0"/>
+          <w:sz w:val="21"/>
+        </w:rPr>
+        <w:t>2. ユーザー入力とボットレスポンスの順序を確認してください。</w:t>
       </w:r>
     </w:p>
     <w:p>
       <w:pPr>
-        <w:pStyle w:val="ListNumber"/>
         <w:spacing w:after="80"/>
-      </w:pPr>
-      <w:r>
-        <w:rPr>
-          <w:rFonts w:ascii="Yu Gothic" w:hAnsi="Yu Gothic" w:eastAsia="Yu Gothic"/>
-          <w:sz w:val="21"/>
-        </w:rPr>
-        <w:t>オブジェクトまたは共通変数を使用する手順があることを確認してください。</w:t>
+        <w:ind w:left="360" w:hanging="288"/>
+      </w:pPr>
+      <w:r>
+        <w:rPr>
+          <w:rFonts w:ascii="Yu Gothic" w:hAnsi="Yu Gothic" w:eastAsia="Yu Gothic"/>
+          <w:b w:val="0"/>
+          <w:i w:val="0"/>
+          <w:sz w:val="21"/>
+        </w:rPr>
+        <w:t>3. オブジェクトまたは共通変数を使用する手順があることを確認してください。</w:t>
       </w:r>
     </w:p>
     <w:p>
       <w:pPr>
-        <w:pStyle w:val="ListNumber"/>
         <w:spacing w:after="80"/>
-      </w:pPr>
-      <w:r>
-        <w:rPr>
-          <w:rFonts w:ascii="Yu Gothic" w:hAnsi="Yu Gothic" w:eastAsia="Yu Gothic"/>
-          <w:sz w:val="21"/>
-        </w:rPr>
-        <w:t>終了・再質問・例外状況の分岐を確認します。</w:t>
+        <w:ind w:left="360" w:hanging="288"/>
+      </w:pPr>
+      <w:r>
+        <w:rPr>
+          <w:rFonts w:ascii="Yu Gothic" w:hAnsi="Yu Gothic" w:eastAsia="Yu Gothic"/>
+          <w:b w:val="0"/>
+          <w:i w:val="0"/>
+          <w:sz w:val="21"/>
+        </w:rPr>
+        <w:t>4. 終了・再質問・例外状況の分岐を確認します。</w:t>
       </w:r>
     </w:p>
     <w:p>
       <w:pPr>
-        <w:pStyle w:val="ListNumber"/>
         <w:spacing w:after="80"/>
-      </w:pPr>
-      <w:r>
-        <w:rPr>
-          <w:rFonts w:ascii="Yu Gothic" w:hAnsi="Yu Gothic" w:eastAsia="Yu Gothic"/>
-          <w:sz w:val="21"/>
-        </w:rPr>
-        <w:t>保存後、シミュレータで通常パスと例外パスをそれぞれテストします。</w:t>
+        <w:ind w:left="360" w:hanging="288"/>
+      </w:pPr>
+      <w:r>
+        <w:rPr>
+          <w:rFonts w:ascii="Yu Gothic" w:hAnsi="Yu Gothic" w:eastAsia="Yu Gothic"/>
+          <w:b w:val="0"/>
+          <w:i w:val="0"/>
+          <w:sz w:val="21"/>
+        </w:rPr>
+        <w:t>5. 保存後、シミュレータで通常パスと例外パスをそれぞれテストします。</w:t>
       </w:r>
     </w:p>
     <w:p>
@@ -1706,6 +2077,8 @@
       <w:r>
         <w:rPr>
           <w:rFonts w:ascii="Yu Gothic" w:hAnsi="Yu Gothic" w:eastAsia="Yu Gothic"/>
+          <w:b w:val="0"/>
+          <w:i w:val="0"/>
           <w:sz w:val="21"/>
         </w:rPr>
         <w:t>シミュレータ：発話を入力して応答を確認する画面</w:t>
@@ -1719,6 +2092,8 @@
       <w:r>
         <w:rPr>
           <w:rFonts w:ascii="Yu Gothic" w:hAnsi="Yu Gothic" w:eastAsia="Yu Gothic"/>
+          <w:b w:val="0"/>
+          <w:i w:val="0"/>
           <w:sz w:val="21"/>
         </w:rPr>
         <w:t>分析：累積分類結果と適用された分類ステップを確認する画面</w:t>
@@ -1732,6 +2107,8 @@
       <w:r>
         <w:rPr>
           <w:rFonts w:ascii="Yu Gothic" w:hAnsi="Yu Gothic" w:eastAsia="Yu Gothic"/>
+          <w:b w:val="0"/>
+          <w:i w:val="0"/>
           <w:sz w:val="21"/>
         </w:rPr>
         <w:t>評価：準備された評価データと結果を確認する画面</w:t>
@@ -1745,6 +2122,8 @@
       <w:r>
         <w:rPr>
           <w:rFonts w:ascii="Yu Gothic" w:hAnsi="Yu Gothic" w:eastAsia="Yu Gothic"/>
+          <w:b w:val="0"/>
+          <w:i w:val="0"/>
           <w:sz w:val="21"/>
         </w:rPr>
         <w:t>会話履歴：実際のまたは保存された会話の結果を確認する画面</w:t>
@@ -1758,6 +2137,8 @@
       <w:r>
         <w:rPr>
           <w:rFonts w:ascii="Yu Gothic" w:hAnsi="Yu Gothic" w:eastAsia="Yu Gothic"/>
+          <w:b w:val="0"/>
+          <w:i w:val="0"/>
           <w:sz w:val="21"/>
         </w:rPr>
         <w:t>再学習：フィードバックまたは修正データを再反映する画面</w:t>
@@ -1808,6 +2189,7 @@
               <w:rPr>
                 <w:rFonts w:ascii="Yu Gothic" w:hAnsi="Yu Gothic" w:eastAsia="Yu Gothic"/>
                 <w:b/>
+                <w:i w:val="0"/>
                 <w:color w:val="1F4D78"/>
                 <w:sz w:val="18"/>
               </w:rPr>
@@ -1836,6 +2218,7 @@
               <w:rPr>
                 <w:rFonts w:ascii="Yu Gothic" w:hAnsi="Yu Gothic" w:eastAsia="Yu Gothic"/>
                 <w:b/>
+                <w:i w:val="0"/>
                 <w:color w:val="1F4D78"/>
                 <w:sz w:val="18"/>
               </w:rPr>
@@ -1865,6 +2248,7 @@
               <w:rPr>
                 <w:rFonts w:ascii="Yu Gothic" w:hAnsi="Yu Gothic" w:eastAsia="Yu Gothic"/>
                 <w:b w:val="0"/>
+                <w:i w:val="0"/>
                 <w:sz w:val="18"/>
               </w:rPr>
               <w:t>シミュレータボット&gt;バージョン&gt;シミュレータ</w:t>
@@ -1906,6 +2290,7 @@
               <w:rPr>
                 <w:rFonts w:ascii="Yu Gothic" w:hAnsi="Yu Gothic" w:eastAsia="Yu Gothic"/>
                 <w:b w:val="0"/>
+                <w:i w:val="0"/>
                 <w:sz w:val="18"/>
               </w:rPr>
               <w:t>分析ボット&gt;バージョン&gt;分析</w:t>
@@ -1947,6 +2332,7 @@
               <w:rPr>
                 <w:rFonts w:ascii="Yu Gothic" w:hAnsi="Yu Gothic" w:eastAsia="Yu Gothic"/>
                 <w:b w:val="0"/>
+                <w:i w:val="0"/>
                 <w:sz w:val="18"/>
               </w:rPr>
               <w:t>評価ボット&gt;バージョン&gt;評価</w:t>
@@ -1988,6 +2374,7 @@
               <w:rPr>
                 <w:rFonts w:ascii="Yu Gothic" w:hAnsi="Yu Gothic" w:eastAsia="Yu Gothic"/>
                 <w:b w:val="0"/>
+                <w:i w:val="0"/>
                 <w:sz w:val="18"/>
               </w:rPr>
               <w:t>会話履歴ボット&gt;バージョン&gt;会話履歴</w:t>
@@ -2029,6 +2416,7 @@
               <w:rPr>
                 <w:rFonts w:ascii="Yu Gothic" w:hAnsi="Yu Gothic" w:eastAsia="Yu Gothic"/>
                 <w:b w:val="0"/>
+                <w:i w:val="0"/>
                 <w:sz w:val="18"/>
               </w:rPr>
               <w:t>再学習</w:t>
@@ -2055,6 +2443,7 @@
               <w:rPr>
                 <w:rFonts w:ascii="Yu Gothic" w:hAnsi="Yu Gothic" w:eastAsia="Yu Gothic"/>
                 <w:b w:val="0"/>
+                <w:i w:val="0"/>
                 <w:sz w:val="18"/>
               </w:rPr>
               <w:t>ボット&gt;バージョン&gt;再学習</w:t>
@@ -2119,6 +2508,8 @@
       <w:r>
         <w:rPr>
           <w:rFonts w:ascii="Yu Gothic" w:hAnsi="Yu Gothic" w:eastAsia="Yu Gothic"/>
+          <w:b w:val="0"/>
+          <w:i w:val="0"/>
           <w:sz w:val="21"/>
         </w:rPr>
         <w:t>ユーザー管理：ユーザー管理、ログイン履歴、グループ管理</w:t>
@@ -2132,6 +2523,8 @@
       <w:r>
         <w:rPr>
           <w:rFonts w:ascii="Yu Gothic" w:hAnsi="Yu Gothic" w:eastAsia="Yu Gothic"/>
+          <w:b w:val="0"/>
+          <w:i w:val="0"/>
           <w:sz w:val="21"/>
         </w:rPr>
         <w:t>状況照会：操作/システムログ、ボット状況、学習履歴、会話履歴、API呼び出し履歴、キュー履歴、意図的フィードバック</w:t>
@@ -2145,6 +2538,8 @@
       <w:r>
         <w:rPr>
           <w:rFonts w:ascii="Yu Gothic" w:hAnsi="Yu Gothic" w:eastAsia="Yu Gothic"/>
+          <w:b w:val="0"/>
+          <w:i w:val="0"/>
           <w:sz w:val="21"/>
         </w:rPr>
         <w:t>会話管理：共通変数、基本メッセージ</w:t>
@@ -2158,6 +2553,8 @@
       <w:r>
         <w:rPr>
           <w:rFonts w:ascii="Yu Gothic" w:hAnsi="Yu Gothic" w:eastAsia="Yu Gothic"/>
+          <w:b w:val="0"/>
+          <w:i w:val="0"/>
           <w:sz w:val="21"/>
         </w:rPr>
         <w:t>システム連携：チャンネル、ボットステーション連携の現状</w:t>
@@ -2171,6 +2568,8 @@
       <w:r>
         <w:rPr>
           <w:rFonts w:ascii="Yu Gothic" w:hAnsi="Yu Gothic" w:eastAsia="Yu Gothic"/>
+          <w:b w:val="0"/>
+          <w:i w:val="0"/>
           <w:sz w:val="21"/>
         </w:rPr>
         <w:t>その他の管理：テンプレート、ライセンス</w:t>
@@ -2195,6 +2594,8 @@
       <w:r>
         <w:rPr>
           <w:rFonts w:ascii="Yu Gothic" w:hAnsi="Yu Gothic" w:eastAsia="Yu Gothic"/>
+          <w:b w:val="0"/>
+          <w:i w:val="0"/>
           <w:sz w:val="21"/>
         </w:rPr>
         <w:t>ユーザー管理：ユーザー管理、ログイン履歴、グループ管理</w:t>
@@ -2208,6 +2609,8 @@
       <w:r>
         <w:rPr>
           <w:rFonts w:ascii="Yu Gothic" w:hAnsi="Yu Gothic" w:eastAsia="Yu Gothic"/>
+          <w:b w:val="0"/>
+          <w:i w:val="0"/>
           <w:sz w:val="21"/>
         </w:rPr>
         <w:t>状況照会：操作/システムログ照会、ボット状況照会、学習履歴照会、会話履歴照会、API呼び出し履歴照会、キュー履歴照会、意図的フィードバック照会</w:t>
@@ -2221,6 +2624,8 @@
       <w:r>
         <w:rPr>
           <w:rFonts w:ascii="Yu Gothic" w:hAnsi="Yu Gothic" w:eastAsia="Yu Gothic"/>
+          <w:b w:val="0"/>
+          <w:i w:val="0"/>
           <w:sz w:val="21"/>
         </w:rPr>
         <w:t>会話を管理する：共通変数を管理する、デフォルトのメッセージを管理する</w:t>
@@ -2234,6 +2639,8 @@
       <w:r>
         <w:rPr>
           <w:rFonts w:ascii="Yu Gothic" w:hAnsi="Yu Gothic" w:eastAsia="Yu Gothic"/>
+          <w:b w:val="0"/>
+          <w:i w:val="0"/>
           <w:sz w:val="21"/>
         </w:rPr>
         <w:t>システム連携：チャンネル管理、ボットステーション連携の現状</w:t>
@@ -2247,6 +2654,8 @@
       <w:r>
         <w:rPr>
           <w:rFonts w:ascii="Yu Gothic" w:hAnsi="Yu Gothic" w:eastAsia="Yu Gothic"/>
+          <w:b w:val="0"/>
+          <w:i w:val="0"/>
           <w:sz w:val="21"/>
         </w:rPr>
         <w:t>その他の管理：テンプレートリスト、ライセンス照会</w:t>
@@ -2274,9 +2683,20 @@
       <w:r>
         <w:rPr>
           <w:rFonts w:ascii="Yu Gothic" w:hAnsi="Yu Gothic" w:eastAsia="Yu Gothic"/>
-          <w:sz w:val="21"/>
-        </w:rPr>
-        <w:t>`チャネル管理`: チャンネル ID、チャンネル名、プロバイダー、レンダラータイプ、使用状況、接続設定を管理します。</w:t>
+          <w:b/>
+          <w:i w:val="0"/>
+          <w:sz w:val="21"/>
+        </w:rPr>
+        <w:t>チャネル管理</w:t>
+      </w:r>
+      <w:r>
+        <w:rPr>
+          <w:rFonts w:ascii="Yu Gothic" w:hAnsi="Yu Gothic" w:eastAsia="Yu Gothic"/>
+          <w:b w:val="0"/>
+          <w:i w:val="0"/>
+          <w:sz w:val="21"/>
+        </w:rPr>
+        <w:t>: チャンネル ID、チャンネル名、プロバイダー、レンダラータイプ、使用状況、接続設定を管理します。</w:t>
       </w:r>
     </w:p>
     <w:p>
@@ -2287,9 +2707,20 @@
       <w:r>
         <w:rPr>
           <w:rFonts w:ascii="Yu Gothic" w:hAnsi="Yu Gothic" w:eastAsia="Yu Gothic"/>
-          <w:sz w:val="21"/>
-        </w:rPr>
-        <w:t>`Botstation連携状況`: グループ・チャンネル・ボット・運用バージョン・アクティブチャンネルの連携状態を確認します。</w:t>
+          <w:b/>
+          <w:i w:val="0"/>
+          <w:sz w:val="21"/>
+        </w:rPr>
+        <w:t>Botstation連携状況</w:t>
+      </w:r>
+      <w:r>
+        <w:rPr>
+          <w:rFonts w:ascii="Yu Gothic" w:hAnsi="Yu Gothic" w:eastAsia="Yu Gothic"/>
+          <w:b w:val="0"/>
+          <w:i w:val="0"/>
+          <w:sz w:val="21"/>
+        </w:rPr>
+        <w:t>: グループ・チャンネル・ボット・運用バージョン・アクティブチャンネルの連携状態を確認します。</w:t>
       </w:r>
     </w:p>
     <w:p>
@@ -2336,6 +2767,7 @@
       <w:r>
         <w:rPr>
           <w:rFonts w:ascii="Yu Gothic" w:hAnsi="Yu Gothic" w:eastAsia="Yu Gothic"/>
+          <w:b w:val="0"/>
           <w:i/>
           <w:color w:val="5F6368"/>
           <w:sz w:val="19"/>
@@ -2376,6 +2808,8 @@
       <w:r>
         <w:rPr>
           <w:rFonts w:ascii="Yu Gothic" w:hAnsi="Yu Gothic" w:eastAsia="Yu Gothic"/>
+          <w:b w:val="0"/>
+          <w:i w:val="0"/>
           <w:sz w:val="21"/>
         </w:rPr>
         <w:t>Kakao DevelopersアプリとアプリID</w:t>
@@ -2389,6 +2823,8 @@
       <w:r>
         <w:rPr>
           <w:rFonts w:ascii="Yu Gothic" w:hAnsi="Yu Gothic" w:eastAsia="Yu Gothic"/>
+          <w:b w:val="0"/>
+          <w:i w:val="0"/>
           <w:sz w:val="21"/>
         </w:rPr>
         <w:t>カカオトークチャンネルとビジネスチャンネルの接続状況</w:t>
@@ -2402,6 +2838,8 @@
       <w:r>
         <w:rPr>
           <w:rFonts w:ascii="Yu Gothic" w:hAnsi="Yu Gothic" w:eastAsia="Yu Gothic"/>
+          <w:b w:val="0"/>
+          <w:i w:val="0"/>
           <w:sz w:val="21"/>
         </w:rPr>
         <w:t>カカオビジネスチャットボットと運営チャンネル</w:t>
@@ -2415,6 +2853,8 @@
       <w:r>
         <w:rPr>
           <w:rFonts w:ascii="Yu Gothic" w:hAnsi="Yu Gothic" w:eastAsia="Yu Gothic"/>
+          <w:b w:val="0"/>
+          <w:i w:val="0"/>
           <w:sz w:val="21"/>
         </w:rPr>
         <w:t>CGAで使用するボットと動作バージョン</w:t>
@@ -2428,6 +2868,8 @@
       <w:r>
         <w:rPr>
           <w:rFonts w:ascii="Yu Gothic" w:hAnsi="Yu Gothic" w:eastAsia="Yu Gothic"/>
+          <w:b w:val="0"/>
+          <w:i w:val="0"/>
           <w:sz w:val="21"/>
         </w:rPr>
         <w:t>CGAが発行したSkill URLとTest URL</w:t>
@@ -2441,6 +2883,8 @@
       <w:r>
         <w:rPr>
           <w:rFonts w:ascii="Yu Gothic" w:hAnsi="Yu Gothic" w:eastAsia="Yu Gothic"/>
+          <w:b w:val="0"/>
+          <w:i w:val="0"/>
           <w:sz w:val="21"/>
         </w:rPr>
         <w:t>必要な運用ヘッダとテストヘッダ</w:t>
@@ -2473,93 +2917,215 @@
     </w:p>
     <w:p>
       <w:pPr>
-        <w:pStyle w:val="ListNumber"/>
         <w:spacing w:after="80"/>
-      </w:pPr>
-      <w:r>
-        <w:rPr>
-          <w:rFonts w:ascii="Yu Gothic" w:hAnsi="Yu Gothic" w:eastAsia="Yu Gothic"/>
-          <w:sz w:val="21"/>
-        </w:rPr>
-        <w:t>[Kakao Developers](https://developers.kakao.com/)にログインします。</w:t>
+        <w:ind w:left="360" w:hanging="288"/>
+      </w:pPr>
+      <w:r>
+        <w:rPr>
+          <w:rFonts w:ascii="Yu Gothic" w:hAnsi="Yu Gothic" w:eastAsia="Yu Gothic"/>
+          <w:b w:val="0"/>
+          <w:i w:val="0"/>
+          <w:sz w:val="21"/>
+        </w:rPr>
+        <w:t xml:space="preserve">1. </w:t>
+      </w:r>
+      <w:r>
+        <w:rPr>
+          <w:rFonts w:ascii="Yu Gothic" w:hAnsi="Yu Gothic" w:eastAsia="Yu Gothic"/>
+          <w:b w:val="0"/>
+          <w:i w:val="0"/>
+          <w:sz w:val="21"/>
+        </w:rPr>
+        <w:t>Kakao Developers</w:t>
+      </w:r>
+      <w:r>
+        <w:rPr>
+          <w:rFonts w:ascii="Yu Gothic" w:hAnsi="Yu Gothic" w:eastAsia="Yu Gothic"/>
+          <w:b w:val="0"/>
+          <w:i w:val="0"/>
+          <w:sz w:val="21"/>
+        </w:rPr>
+        <w:t>にログインします。</w:t>
       </w:r>
     </w:p>
     <w:p>
       <w:pPr>
-        <w:pStyle w:val="ListNumber"/>
         <w:spacing w:after="80"/>
-      </w:pPr>
-      <w:r>
-        <w:rPr>
-          <w:rFonts w:ascii="Yu Gothic" w:hAnsi="Yu Gothic" w:eastAsia="Yu Gothic"/>
-          <w:sz w:val="21"/>
-        </w:rPr>
-        <w:t>**アプリ**メニューから接続するアプリを選択します。</w:t>
+        <w:ind w:left="360" w:hanging="288"/>
+      </w:pPr>
+      <w:r>
+        <w:rPr>
+          <w:rFonts w:ascii="Yu Gothic" w:hAnsi="Yu Gothic" w:eastAsia="Yu Gothic"/>
+          <w:b w:val="0"/>
+          <w:i w:val="0"/>
+          <w:sz w:val="21"/>
+        </w:rPr>
+        <w:t xml:space="preserve">2. </w:t>
+      </w:r>
+      <w:r>
+        <w:rPr>
+          <w:rFonts w:ascii="Yu Gothic" w:hAnsi="Yu Gothic" w:eastAsia="Yu Gothic"/>
+          <w:b/>
+          <w:i w:val="0"/>
+          <w:sz w:val="21"/>
+        </w:rPr>
+        <w:t>アプリ</w:t>
+      </w:r>
+      <w:r>
+        <w:rPr>
+          <w:rFonts w:ascii="Yu Gothic" w:hAnsi="Yu Gothic" w:eastAsia="Yu Gothic"/>
+          <w:b w:val="0"/>
+          <w:i w:val="0"/>
+          <w:sz w:val="21"/>
+        </w:rPr>
+        <w:t>メニューから接続するアプリを選択します。</w:t>
       </w:r>
     </w:p>
     <w:p>
       <w:pPr>
-        <w:pStyle w:val="ListNumber"/>
         <w:spacing w:after="80"/>
-      </w:pPr>
-      <w:r>
-        <w:rPr>
-          <w:rFonts w:ascii="Yu Gothic" w:hAnsi="Yu Gothic" w:eastAsia="Yu Gothic"/>
-          <w:sz w:val="21"/>
-        </w:rPr>
-        <w:t>アプリ名とアプリIDを確認してください。</w:t>
+        <w:ind w:left="360" w:hanging="288"/>
+      </w:pPr>
+      <w:r>
+        <w:rPr>
+          <w:rFonts w:ascii="Yu Gothic" w:hAnsi="Yu Gothic" w:eastAsia="Yu Gothic"/>
+          <w:b w:val="0"/>
+          <w:i w:val="0"/>
+          <w:sz w:val="21"/>
+        </w:rPr>
+        <w:t>3. アプリ名とアプリIDを確認してください。</w:t>
       </w:r>
     </w:p>
     <w:p>
       <w:pPr>
-        <w:pStyle w:val="ListNumber"/>
         <w:spacing w:after="80"/>
-      </w:pPr>
-      <w:r>
-        <w:rPr>
-          <w:rFonts w:ascii="Yu Gothic" w:hAnsi="Yu Gothic" w:eastAsia="Yu Gothic"/>
-          <w:sz w:val="21"/>
-        </w:rPr>
-        <w:t>**カカオログイン&gt;一般**でカカオログインが必要な場合は、ステータスを`ON`に設定して保存します。</w:t>
+        <w:ind w:left="360" w:hanging="288"/>
+      </w:pPr>
+      <w:r>
+        <w:rPr>
+          <w:rFonts w:ascii="Yu Gothic" w:hAnsi="Yu Gothic" w:eastAsia="Yu Gothic"/>
+          <w:b w:val="0"/>
+          <w:i w:val="0"/>
+          <w:sz w:val="21"/>
+        </w:rPr>
+        <w:t xml:space="preserve">4. </w:t>
+      </w:r>
+      <w:r>
+        <w:rPr>
+          <w:rFonts w:ascii="Yu Gothic" w:hAnsi="Yu Gothic" w:eastAsia="Yu Gothic"/>
+          <w:b/>
+          <w:i w:val="0"/>
+          <w:sz w:val="21"/>
+        </w:rPr>
+        <w:t>カカオログイン&gt;一般</w:t>
+      </w:r>
+      <w:r>
+        <w:rPr>
+          <w:rFonts w:ascii="Yu Gothic" w:hAnsi="Yu Gothic" w:eastAsia="Yu Gothic"/>
+          <w:b w:val="0"/>
+          <w:i w:val="0"/>
+          <w:sz w:val="21"/>
+        </w:rPr>
+        <w:t>でカカオログインが必要な場合は、ステータスを</w:t>
+      </w:r>
+      <w:r>
+        <w:rPr>
+          <w:rFonts w:ascii="Yu Gothic" w:hAnsi="Yu Gothic" w:eastAsia="Yu Gothic"/>
+          <w:b/>
+          <w:i w:val="0"/>
+          <w:sz w:val="21"/>
+        </w:rPr>
+        <w:t>ON</w:t>
+      </w:r>
+      <w:r>
+        <w:rPr>
+          <w:rFonts w:ascii="Yu Gothic" w:hAnsi="Yu Gothic" w:eastAsia="Yu Gothic"/>
+          <w:b w:val="0"/>
+          <w:i w:val="0"/>
+          <w:sz w:val="21"/>
+        </w:rPr>
+        <w:t>に設定して保存します。</w:t>
       </w:r>
     </w:p>
     <w:p>
       <w:pPr>
-        <w:pStyle w:val="ListNumber"/>
         <w:spacing w:after="80"/>
-      </w:pPr>
-      <w:r>
-        <w:rPr>
-          <w:rFonts w:ascii="Yu Gothic" w:hAnsi="Yu Gothic" w:eastAsia="Yu Gothic"/>
-          <w:sz w:val="21"/>
-        </w:rPr>
-        <w:t>**ビジネス認証&gt;ビーズアプリの切り替え**で、アプリの基本情報とビーズアプリの切り替え状態を確認します。</w:t>
+        <w:ind w:left="360" w:hanging="288"/>
+      </w:pPr>
+      <w:r>
+        <w:rPr>
+          <w:rFonts w:ascii="Yu Gothic" w:hAnsi="Yu Gothic" w:eastAsia="Yu Gothic"/>
+          <w:b w:val="0"/>
+          <w:i w:val="0"/>
+          <w:sz w:val="21"/>
+        </w:rPr>
+        <w:t xml:space="preserve">5. </w:t>
+      </w:r>
+      <w:r>
+        <w:rPr>
+          <w:rFonts w:ascii="Yu Gothic" w:hAnsi="Yu Gothic" w:eastAsia="Yu Gothic"/>
+          <w:b/>
+          <w:i w:val="0"/>
+          <w:sz w:val="21"/>
+        </w:rPr>
+        <w:t>ビジネス認証&gt;ビーズアプリの切り替え</w:t>
+      </w:r>
+      <w:r>
+        <w:rPr>
+          <w:rFonts w:ascii="Yu Gothic" w:hAnsi="Yu Gothic" w:eastAsia="Yu Gothic"/>
+          <w:b w:val="0"/>
+          <w:i w:val="0"/>
+          <w:sz w:val="21"/>
+        </w:rPr>
+        <w:t>で、アプリの基本情報とビーズアプリの切り替え状態を確認します。</w:t>
       </w:r>
     </w:p>
     <w:p>
       <w:pPr>
-        <w:pStyle w:val="ListNumber"/>
         <w:spacing w:after="80"/>
-      </w:pPr>
-      <w:r>
-        <w:rPr>
-          <w:rFonts w:ascii="Yu Gothic" w:hAnsi="Yu Gothic" w:eastAsia="Yu Gothic"/>
-          <w:sz w:val="21"/>
-        </w:rPr>
-        <w:t>**カカオトークチャンネル&gt;ビジネスチャンネル接続**で申請資格と審査ステータスを確認してください。</w:t>
+        <w:ind w:left="360" w:hanging="288"/>
+      </w:pPr>
+      <w:r>
+        <w:rPr>
+          <w:rFonts w:ascii="Yu Gothic" w:hAnsi="Yu Gothic" w:eastAsia="Yu Gothic"/>
+          <w:b w:val="0"/>
+          <w:i w:val="0"/>
+          <w:sz w:val="21"/>
+        </w:rPr>
+        <w:t xml:space="preserve">6. </w:t>
+      </w:r>
+      <w:r>
+        <w:rPr>
+          <w:rFonts w:ascii="Yu Gothic" w:hAnsi="Yu Gothic" w:eastAsia="Yu Gothic"/>
+          <w:b/>
+          <w:i w:val="0"/>
+          <w:sz w:val="21"/>
+        </w:rPr>
+        <w:t>カカオトークチャンネル&gt;ビジネスチャンネル接続</w:t>
+      </w:r>
+      <w:r>
+        <w:rPr>
+          <w:rFonts w:ascii="Yu Gothic" w:hAnsi="Yu Gothic" w:eastAsia="Yu Gothic"/>
+          <w:b w:val="0"/>
+          <w:i w:val="0"/>
+          <w:sz w:val="21"/>
+        </w:rPr>
+        <w:t>で申請資格と審査ステータスを確認してください。</w:t>
       </w:r>
     </w:p>
     <w:p>
       <w:pPr>
-        <w:pStyle w:val="ListNumber"/>
         <w:spacing w:after="80"/>
-      </w:pPr>
-      <w:r>
-        <w:rPr>
-          <w:rFonts w:ascii="Yu Gothic" w:hAnsi="Yu Gothic" w:eastAsia="Yu Gothic"/>
-          <w:sz w:val="21"/>
-        </w:rPr>
-        <w:t>アプリ設定でREST APIキーを確認しますが、実際のキー値は外部に公開されません。</w:t>
+        <w:ind w:left="360" w:hanging="288"/>
+      </w:pPr>
+      <w:r>
+        <w:rPr>
+          <w:rFonts w:ascii="Yu Gothic" w:hAnsi="Yu Gothic" w:eastAsia="Yu Gothic"/>
+          <w:b w:val="0"/>
+          <w:i w:val="0"/>
+          <w:sz w:val="21"/>
+        </w:rPr>
+        <w:t>7. アプリ設定でREST APIキーを確認しますが、実際のキー値は外部に公開されません。</w:t>
       </w:r>
     </w:p>
     <w:p>
@@ -2589,67 +3155,149 @@
     </w:p>
     <w:p>
       <w:pPr>
-        <w:pStyle w:val="ListNumber"/>
         <w:spacing w:after="80"/>
-      </w:pPr>
-      <w:r>
-        <w:rPr>
-          <w:rFonts w:ascii="Yu Gothic" w:hAnsi="Yu Gothic" w:eastAsia="Yu Gothic"/>
-          <w:sz w:val="21"/>
-        </w:rPr>
-        <w:t>[カカオトークチャンネルマネージャセンター](https://center-pf.kakao.com/)またはカカオビジネス管理センターで接続するチャンネルを確認してください。</w:t>
+        <w:ind w:left="360" w:hanging="288"/>
+      </w:pPr>
+      <w:r>
+        <w:rPr>
+          <w:rFonts w:ascii="Yu Gothic" w:hAnsi="Yu Gothic" w:eastAsia="Yu Gothic"/>
+          <w:b w:val="0"/>
+          <w:i w:val="0"/>
+          <w:sz w:val="21"/>
+        </w:rPr>
+        <w:t xml:space="preserve">1. </w:t>
+      </w:r>
+      <w:r>
+        <w:rPr>
+          <w:rFonts w:ascii="Yu Gothic" w:hAnsi="Yu Gothic" w:eastAsia="Yu Gothic"/>
+          <w:b w:val="0"/>
+          <w:i w:val="0"/>
+          <w:sz w:val="21"/>
+        </w:rPr>
+        <w:t>カカオトークチャンネルマネージャセンター</w:t>
+      </w:r>
+      <w:r>
+        <w:rPr>
+          <w:rFonts w:ascii="Yu Gothic" w:hAnsi="Yu Gothic" w:eastAsia="Yu Gothic"/>
+          <w:b w:val="0"/>
+          <w:i w:val="0"/>
+          <w:sz w:val="21"/>
+        </w:rPr>
+        <w:t>またはカカオビジネス管理センターで接続するチャンネルを確認してください。</w:t>
       </w:r>
     </w:p>
     <w:p>
       <w:pPr>
-        <w:pStyle w:val="ListNumber"/>
         <w:spacing w:after="80"/>
-      </w:pPr>
-      <w:r>
-        <w:rPr>
-          <w:rFonts w:ascii="Yu Gothic" w:hAnsi="Yu Gothic" w:eastAsia="Yu Gothic"/>
-          <w:sz w:val="21"/>
-        </w:rPr>
-        <w:t>チャネルが検索可能で使用可能な状態であることを確認します。</w:t>
+        <w:ind w:left="360" w:hanging="288"/>
+      </w:pPr>
+      <w:r>
+        <w:rPr>
+          <w:rFonts w:ascii="Yu Gothic" w:hAnsi="Yu Gothic" w:eastAsia="Yu Gothic"/>
+          <w:b w:val="0"/>
+          <w:i w:val="0"/>
+          <w:sz w:val="21"/>
+        </w:rPr>
+        <w:t>2. チャネルが検索可能で使用可能な状態であることを確認します。</w:t>
       </w:r>
     </w:p>
     <w:p>
       <w:pPr>
-        <w:pStyle w:val="ListNumber"/>
         <w:spacing w:after="80"/>
-      </w:pPr>
-      <w:r>
-        <w:rPr>
-          <w:rFonts w:ascii="Yu Gothic" w:hAnsi="Yu Gothic" w:eastAsia="Yu Gothic"/>
-          <w:sz w:val="21"/>
-        </w:rPr>
-        <w:t>**ビジネスツール&gt;チャットボット**でチャットボットを作成するか、既存のチャットボットを選択します。</w:t>
+        <w:ind w:left="360" w:hanging="288"/>
+      </w:pPr>
+      <w:r>
+        <w:rPr>
+          <w:rFonts w:ascii="Yu Gothic" w:hAnsi="Yu Gothic" w:eastAsia="Yu Gothic"/>
+          <w:b w:val="0"/>
+          <w:i w:val="0"/>
+          <w:sz w:val="21"/>
+        </w:rPr>
+        <w:t xml:space="preserve">3. </w:t>
+      </w:r>
+      <w:r>
+        <w:rPr>
+          <w:rFonts w:ascii="Yu Gothic" w:hAnsi="Yu Gothic" w:eastAsia="Yu Gothic"/>
+          <w:b/>
+          <w:i w:val="0"/>
+          <w:sz w:val="21"/>
+        </w:rPr>
+        <w:t>ビジネスツール&gt;チャットボット</w:t>
+      </w:r>
+      <w:r>
+        <w:rPr>
+          <w:rFonts w:ascii="Yu Gothic" w:hAnsi="Yu Gothic" w:eastAsia="Yu Gothic"/>
+          <w:b w:val="0"/>
+          <w:i w:val="0"/>
+          <w:sz w:val="21"/>
+        </w:rPr>
+        <w:t>でチャットボットを作成するか、既存のチャットボットを選択します。</w:t>
       </w:r>
     </w:p>
     <w:p>
       <w:pPr>
-        <w:pStyle w:val="ListNumber"/>
         <w:spacing w:after="80"/>
-      </w:pPr>
-      <w:r>
-        <w:rPr>
-          <w:rFonts w:ascii="Yu Gothic" w:hAnsi="Yu Gothic" w:eastAsia="Yu Gothic"/>
-          <w:sz w:val="21"/>
-        </w:rPr>
-        <w:t>チャットボットの**設定&gt;オペレーションチャンネルを選択**で、CGAに関連付けるオペレーションチャンネルを選択して保存します。</w:t>
+        <w:ind w:left="360" w:hanging="288"/>
+      </w:pPr>
+      <w:r>
+        <w:rPr>
+          <w:rFonts w:ascii="Yu Gothic" w:hAnsi="Yu Gothic" w:eastAsia="Yu Gothic"/>
+          <w:b w:val="0"/>
+          <w:i w:val="0"/>
+          <w:sz w:val="21"/>
+        </w:rPr>
+        <w:t>4. チャットボットの</w:t>
+      </w:r>
+      <w:r>
+        <w:rPr>
+          <w:rFonts w:ascii="Yu Gothic" w:hAnsi="Yu Gothic" w:eastAsia="Yu Gothic"/>
+          <w:b/>
+          <w:i w:val="0"/>
+          <w:sz w:val="21"/>
+        </w:rPr>
+        <w:t>設定&gt;オペレーションチャンネルを選択</w:t>
+      </w:r>
+      <w:r>
+        <w:rPr>
+          <w:rFonts w:ascii="Yu Gothic" w:hAnsi="Yu Gothic" w:eastAsia="Yu Gothic"/>
+          <w:b w:val="0"/>
+          <w:i w:val="0"/>
+          <w:sz w:val="21"/>
+        </w:rPr>
+        <w:t>で、CGAに関連付けるオペレーションチャンネルを選択して保存します。</w:t>
       </w:r>
     </w:p>
     <w:p>
       <w:pPr>
-        <w:pStyle w:val="ListNumber"/>
         <w:spacing w:after="80"/>
-      </w:pPr>
-      <w:r>
-        <w:rPr>
-          <w:rFonts w:ascii="Yu Gothic" w:hAnsi="Yu Gothic" w:eastAsia="Yu Gothic"/>
-          <w:sz w:val="21"/>
-        </w:rPr>
-        <w:t>チャンネルダッシュボードの**チャットボットを接続する**で、運用チャネルとチャットボットが接続されていることを確認します。</w:t>
+        <w:ind w:left="360" w:hanging="288"/>
+      </w:pPr>
+      <w:r>
+        <w:rPr>
+          <w:rFonts w:ascii="Yu Gothic" w:hAnsi="Yu Gothic" w:eastAsia="Yu Gothic"/>
+          <w:b w:val="0"/>
+          <w:i w:val="0"/>
+          <w:sz w:val="21"/>
+        </w:rPr>
+        <w:t>5. チャンネルダッシュボードの</w:t>
+      </w:r>
+      <w:r>
+        <w:rPr>
+          <w:rFonts w:ascii="Yu Gothic" w:hAnsi="Yu Gothic" w:eastAsia="Yu Gothic"/>
+          <w:b/>
+          <w:i w:val="0"/>
+          <w:sz w:val="21"/>
+        </w:rPr>
+        <w:t>チャットボットを接続する</w:t>
+      </w:r>
+      <w:r>
+        <w:rPr>
+          <w:rFonts w:ascii="Yu Gothic" w:hAnsi="Yu Gothic" w:eastAsia="Yu Gothic"/>
+          <w:b w:val="0"/>
+          <w:i w:val="0"/>
+          <w:sz w:val="21"/>
+        </w:rPr>
+        <w:t>で、運用チャネルとチャットボットが接続されていることを確認します。</w:t>
       </w:r>
     </w:p>
     <w:p>
@@ -2668,80 +3316,110 @@
     </w:p>
     <w:p>
       <w:pPr>
-        <w:pStyle w:val="ListNumber"/>
         <w:spacing w:after="80"/>
-      </w:pPr>
-      <w:r>
-        <w:rPr>
-          <w:rFonts w:ascii="Yu Gothic" w:hAnsi="Yu Gothic" w:eastAsia="Yu Gothic"/>
-          <w:sz w:val="21"/>
-        </w:rPr>
-        <w:t>カカオチャットボットマネージャセンターでターゲットチャットボットを選択します。</w:t>
+        <w:ind w:left="360" w:hanging="288"/>
+      </w:pPr>
+      <w:r>
+        <w:rPr>
+          <w:rFonts w:ascii="Yu Gothic" w:hAnsi="Yu Gothic" w:eastAsia="Yu Gothic"/>
+          <w:b w:val="0"/>
+          <w:i w:val="0"/>
+          <w:sz w:val="21"/>
+        </w:rPr>
+        <w:t>1. カカオチャットボットマネージャセンターでターゲットチャットボットを選択します。</w:t>
       </w:r>
     </w:p>
     <w:p>
       <w:pPr>
-        <w:pStyle w:val="ListNumber"/>
         <w:spacing w:after="80"/>
-      </w:pPr>
-      <w:r>
-        <w:rPr>
-          <w:rFonts w:ascii="Yu Gothic" w:hAnsi="Yu Gothic" w:eastAsia="Yu Gothic"/>
-          <w:sz w:val="21"/>
-        </w:rPr>
-        <w:t>**新しいブロックを作成&gt;スキルを作成**を選択します。</w:t>
+        <w:ind w:left="360" w:hanging="288"/>
+      </w:pPr>
+      <w:r>
+        <w:rPr>
+          <w:rFonts w:ascii="Yu Gothic" w:hAnsi="Yu Gothic" w:eastAsia="Yu Gothic"/>
+          <w:b w:val="0"/>
+          <w:i w:val="0"/>
+          <w:sz w:val="21"/>
+        </w:rPr>
+        <w:t xml:space="preserve">2. </w:t>
+      </w:r>
+      <w:r>
+        <w:rPr>
+          <w:rFonts w:ascii="Yu Gothic" w:hAnsi="Yu Gothic" w:eastAsia="Yu Gothic"/>
+          <w:b/>
+          <w:i w:val="0"/>
+          <w:sz w:val="21"/>
+        </w:rPr>
+        <w:t>新しいブロックを作成&gt;スキルを作成</w:t>
+      </w:r>
+      <w:r>
+        <w:rPr>
+          <w:rFonts w:ascii="Yu Gothic" w:hAnsi="Yu Gothic" w:eastAsia="Yu Gothic"/>
+          <w:b w:val="0"/>
+          <w:i w:val="0"/>
+          <w:sz w:val="21"/>
+        </w:rPr>
+        <w:t>を選択します。</w:t>
       </w:r>
     </w:p>
     <w:p>
       <w:pPr>
-        <w:pStyle w:val="ListNumber"/>
         <w:spacing w:after="80"/>
-      </w:pPr>
-      <w:r>
-        <w:rPr>
-          <w:rFonts w:ascii="Yu Gothic" w:hAnsi="Yu Gothic" w:eastAsia="Yu Gothic"/>
-          <w:sz w:val="21"/>
-        </w:rPr>
-        <w:t>Skillの名前を入力してください。運用規則に従って名前を付け、CGA接続用のSkillであることを識別できるようにします。</w:t>
+        <w:ind w:left="360" w:hanging="288"/>
+      </w:pPr>
+      <w:r>
+        <w:rPr>
+          <w:rFonts w:ascii="Yu Gothic" w:hAnsi="Yu Gothic" w:eastAsia="Yu Gothic"/>
+          <w:b w:val="0"/>
+          <w:i w:val="0"/>
+          <w:sz w:val="21"/>
+        </w:rPr>
+        <w:t>3. Skillの名前を入力してください。運用規則に従って名前を付け、CGA接続用のSkillであることを識別できるようにします。</w:t>
       </w:r>
     </w:p>
     <w:p>
       <w:pPr>
-        <w:pStyle w:val="ListNumber"/>
         <w:spacing w:after="80"/>
-      </w:pPr>
-      <w:r>
-        <w:rPr>
-          <w:rFonts w:ascii="Yu Gothic" w:hAnsi="Yu Gothic" w:eastAsia="Yu Gothic"/>
-          <w:sz w:val="21"/>
-        </w:rPr>
-        <w:t>CGAによって発行されたSkill URLとTest URLをそれぞれ入力します。</w:t>
+        <w:ind w:left="360" w:hanging="288"/>
+      </w:pPr>
+      <w:r>
+        <w:rPr>
+          <w:rFonts w:ascii="Yu Gothic" w:hAnsi="Yu Gothic" w:eastAsia="Yu Gothic"/>
+          <w:b w:val="0"/>
+          <w:i w:val="0"/>
+          <w:sz w:val="21"/>
+        </w:rPr>
+        <w:t>4. CGAによって発行されたSkill URLとTest URLをそれぞれ入力します。</w:t>
       </w:r>
     </w:p>
     <w:p>
       <w:pPr>
-        <w:pStyle w:val="ListNumber"/>
         <w:spacing w:after="80"/>
-      </w:pPr>
-      <w:r>
-        <w:rPr>
-          <w:rFonts w:ascii="Yu Gothic" w:hAnsi="Yu Gothic" w:eastAsia="Yu Gothic"/>
-          <w:sz w:val="21"/>
-        </w:rPr>
-        <w:t>必要に応じて、運用ヘッダとテストヘッダをそれぞれ入力します。</w:t>
+        <w:ind w:left="360" w:hanging="288"/>
+      </w:pPr>
+      <w:r>
+        <w:rPr>
+          <w:rFonts w:ascii="Yu Gothic" w:hAnsi="Yu Gothic" w:eastAsia="Yu Gothic"/>
+          <w:b w:val="0"/>
+          <w:i w:val="0"/>
+          <w:sz w:val="21"/>
+        </w:rPr>
+        <w:t>5. 必要に応じて、運用ヘッダとテストヘッダをそれぞれ入力します。</w:t>
       </w:r>
     </w:p>
     <w:p>
       <w:pPr>
-        <w:pStyle w:val="ListNumber"/>
         <w:spacing w:after="80"/>
-      </w:pPr>
-      <w:r>
-        <w:rPr>
-          <w:rFonts w:ascii="Yu Gothic" w:hAnsi="Yu Gothic" w:eastAsia="Yu Gothic"/>
-          <w:sz w:val="21"/>
-        </w:rPr>
-        <w:t>保存後、Skill 詳細画面で URL、Test URL、ヘッダーの入力状態、該当するブロックを確認します。</w:t>
+        <w:ind w:left="360" w:hanging="288"/>
+      </w:pPr>
+      <w:r>
+        <w:rPr>
+          <w:rFonts w:ascii="Yu Gothic" w:hAnsi="Yu Gothic" w:eastAsia="Yu Gothic"/>
+          <w:b w:val="0"/>
+          <w:i w:val="0"/>
+          <w:sz w:val="21"/>
+        </w:rPr>
+        <w:t>6. 保存後、Skill 詳細画面で URL、Test URL、ヘッダーの入力状態、該当するブロックを確認します。</w:t>
       </w:r>
     </w:p>
     <w:p>
@@ -2817,7 +3495,25 @@
           <w:i w:val="0"/>
           <w:sz w:val="21"/>
         </w:rPr>
-        <w:t>図 6-2-1. `CGA Kakao連携` Skill詳細画面。 URLとヘッダー値はセキュリティのためにマスクされました。</w:t>
+        <w:t xml:space="preserve">図 6-2-1. </w:t>
+      </w:r>
+      <w:r>
+        <w:rPr>
+          <w:rFonts w:ascii="Yu Gothic" w:hAnsi="Yu Gothic" w:eastAsia="Yu Gothic"/>
+          <w:b/>
+          <w:i w:val="0"/>
+          <w:sz w:val="21"/>
+        </w:rPr>
+        <w:t>CGA Kakao連携</w:t>
+      </w:r>
+      <w:r>
+        <w:rPr>
+          <w:rFonts w:ascii="Yu Gothic" w:hAnsi="Yu Gothic" w:eastAsia="Yu Gothic"/>
+          <w:b w:val="0"/>
+          <w:i w:val="0"/>
+          <w:sz w:val="21"/>
+        </w:rPr>
+        <w:t xml:space="preserve"> Skill詳細画面。 URLとヘッダー値はセキュリティのためにマスクされました。</w:t>
       </w:r>
     </w:p>
     <w:p>
@@ -2836,80 +3532,146 @@
     </w:p>
     <w:p>
       <w:pPr>
-        <w:pStyle w:val="ListNumber"/>
         <w:spacing w:after="80"/>
-      </w:pPr>
-      <w:r>
-        <w:rPr>
-          <w:rFonts w:ascii="Yu Gothic" w:hAnsi="Yu Gothic" w:eastAsia="Yu Gothic"/>
-          <w:sz w:val="21"/>
-        </w:rPr>
-        <w:t>チャットボットのウェルカムブロックを開きます。</w:t>
+        <w:ind w:left="360" w:hanging="288"/>
+      </w:pPr>
+      <w:r>
+        <w:rPr>
+          <w:rFonts w:ascii="Yu Gothic" w:hAnsi="Yu Gothic" w:eastAsia="Yu Gothic"/>
+          <w:b w:val="0"/>
+          <w:i w:val="0"/>
+          <w:sz w:val="21"/>
+        </w:rPr>
+        <w:t>1. チャットボットのウェルカムブロックを開きます。</w:t>
       </w:r>
     </w:p>
     <w:p>
       <w:pPr>
-        <w:pStyle w:val="ListNumber"/>
         <w:spacing w:after="80"/>
-      </w:pPr>
-      <w:r>
-        <w:rPr>
-          <w:rFonts w:ascii="Yu Gothic" w:hAnsi="Yu Gothic" w:eastAsia="Yu Gothic"/>
-          <w:sz w:val="21"/>
-        </w:rPr>
-        <w:t>**パラメータ設定**でCGA接続スキルを選択します。</w:t>
+        <w:ind w:left="360" w:hanging="288"/>
+      </w:pPr>
+      <w:r>
+        <w:rPr>
+          <w:rFonts w:ascii="Yu Gothic" w:hAnsi="Yu Gothic" w:eastAsia="Yu Gothic"/>
+          <w:b w:val="0"/>
+          <w:i w:val="0"/>
+          <w:sz w:val="21"/>
+        </w:rPr>
+        <w:t xml:space="preserve">2. </w:t>
+      </w:r>
+      <w:r>
+        <w:rPr>
+          <w:rFonts w:ascii="Yu Gothic" w:hAnsi="Yu Gothic" w:eastAsia="Yu Gothic"/>
+          <w:b/>
+          <w:i w:val="0"/>
+          <w:sz w:val="21"/>
+        </w:rPr>
+        <w:t>パラメータ設定</w:t>
+      </w:r>
+      <w:r>
+        <w:rPr>
+          <w:rFonts w:ascii="Yu Gothic" w:hAnsi="Yu Gothic" w:eastAsia="Yu Gothic"/>
+          <w:b w:val="0"/>
+          <w:i w:val="0"/>
+          <w:sz w:val="21"/>
+        </w:rPr>
+        <w:t>でCGA接続スキルを選択します。</w:t>
       </w:r>
     </w:p>
     <w:p>
       <w:pPr>
-        <w:pStyle w:val="ListNumber"/>
         <w:spacing w:after="80"/>
-      </w:pPr>
-      <w:r>
-        <w:rPr>
-          <w:rFonts w:ascii="Yu Gothic" w:hAnsi="Yu Gothic" w:eastAsia="Yu Gothic"/>
-          <w:sz w:val="21"/>
-        </w:rPr>
-        <w:t>ボットレスポンス設定で**スキルデータを使用**を選択します。</w:t>
+        <w:ind w:left="360" w:hanging="288"/>
+      </w:pPr>
+      <w:r>
+        <w:rPr>
+          <w:rFonts w:ascii="Yu Gothic" w:hAnsi="Yu Gothic" w:eastAsia="Yu Gothic"/>
+          <w:b w:val="0"/>
+          <w:i w:val="0"/>
+          <w:sz w:val="21"/>
+        </w:rPr>
+        <w:t>3. ボットレスポンス設定で</w:t>
+      </w:r>
+      <w:r>
+        <w:rPr>
+          <w:rFonts w:ascii="Yu Gothic" w:hAnsi="Yu Gothic" w:eastAsia="Yu Gothic"/>
+          <w:b/>
+          <w:i w:val="0"/>
+          <w:sz w:val="21"/>
+        </w:rPr>
+        <w:t>スキルデータを使用</w:t>
+      </w:r>
+      <w:r>
+        <w:rPr>
+          <w:rFonts w:ascii="Yu Gothic" w:hAnsi="Yu Gothic" w:eastAsia="Yu Gothic"/>
+          <w:b w:val="0"/>
+          <w:i w:val="0"/>
+          <w:sz w:val="21"/>
+        </w:rPr>
+        <w:t>を選択します。</w:t>
       </w:r>
     </w:p>
     <w:p>
       <w:pPr>
-        <w:pStyle w:val="ListNumber"/>
         <w:spacing w:after="80"/>
-      </w:pPr>
-      <w:r>
-        <w:rPr>
-          <w:rFonts w:ascii="Yu Gothic" w:hAnsi="Yu Gothic" w:eastAsia="Yu Gothic"/>
-          <w:sz w:val="21"/>
-        </w:rPr>
-        <w:t>保存します。</w:t>
+        <w:ind w:left="360" w:hanging="288"/>
+      </w:pPr>
+      <w:r>
+        <w:rPr>
+          <w:rFonts w:ascii="Yu Gothic" w:hAnsi="Yu Gothic" w:eastAsia="Yu Gothic"/>
+          <w:b w:val="0"/>
+          <w:i w:val="0"/>
+          <w:sz w:val="21"/>
+        </w:rPr>
+        <w:t>4. 保存します。</w:t>
       </w:r>
     </w:p>
     <w:p>
       <w:pPr>
-        <w:pStyle w:val="ListNumber"/>
         <w:spacing w:after="80"/>
-      </w:pPr>
-      <w:r>
-        <w:rPr>
-          <w:rFonts w:ascii="Yu Gothic" w:hAnsi="Yu Gothic" w:eastAsia="Yu Gothic"/>
-          <w:sz w:val="21"/>
-        </w:rPr>
-        <w:t>フォールバックブロックでも同じCGA接続Skillと**スキルデータを使用**を設定します。</w:t>
+        <w:ind w:left="360" w:hanging="288"/>
+      </w:pPr>
+      <w:r>
+        <w:rPr>
+          <w:rFonts w:ascii="Yu Gothic" w:hAnsi="Yu Gothic" w:eastAsia="Yu Gothic"/>
+          <w:b w:val="0"/>
+          <w:i w:val="0"/>
+          <w:sz w:val="21"/>
+        </w:rPr>
+        <w:t>5. フォールバックブロックでも同じCGA接続Skillと</w:t>
+      </w:r>
+      <w:r>
+        <w:rPr>
+          <w:rFonts w:ascii="Yu Gothic" w:hAnsi="Yu Gothic" w:eastAsia="Yu Gothic"/>
+          <w:b/>
+          <w:i w:val="0"/>
+          <w:sz w:val="21"/>
+        </w:rPr>
+        <w:t>スキルデータを使用</w:t>
+      </w:r>
+      <w:r>
+        <w:rPr>
+          <w:rFonts w:ascii="Yu Gothic" w:hAnsi="Yu Gothic" w:eastAsia="Yu Gothic"/>
+          <w:b w:val="0"/>
+          <w:i w:val="0"/>
+          <w:sz w:val="21"/>
+        </w:rPr>
+        <w:t>を設定します。</w:t>
       </w:r>
     </w:p>
     <w:p>
       <w:pPr>
-        <w:pStyle w:val="ListNumber"/>
         <w:spacing w:after="80"/>
-      </w:pPr>
-      <w:r>
-        <w:rPr>
-          <w:rFonts w:ascii="Yu Gothic" w:hAnsi="Yu Gothic" w:eastAsia="Yu Gothic"/>
-          <w:sz w:val="21"/>
-        </w:rPr>
-        <w:t>保存結果とブロック別接続状態を再確認してください。</w:t>
+        <w:ind w:left="360" w:hanging="288"/>
+      </w:pPr>
+      <w:r>
+        <w:rPr>
+          <w:rFonts w:ascii="Yu Gothic" w:hAnsi="Yu Gothic" w:eastAsia="Yu Gothic"/>
+          <w:b w:val="0"/>
+          <w:i w:val="0"/>
+          <w:sz w:val="21"/>
+        </w:rPr>
+        <w:t>6. 保存結果とブロック別接続状態を再確認してください。</w:t>
       </w:r>
     </w:p>
     <w:p>
@@ -3069,80 +3831,128 @@
     </w:p>
     <w:p>
       <w:pPr>
-        <w:pStyle w:val="ListNumber"/>
         <w:spacing w:after="80"/>
-      </w:pPr>
-      <w:r>
-        <w:rPr>
-          <w:rFonts w:ascii="Yu Gothic" w:hAnsi="Yu Gothic" w:eastAsia="Yu Gothic"/>
-          <w:sz w:val="21"/>
-        </w:rPr>
-        <w:t>CGA Studioで**システム管理&gt;チャンネル管理**に移動します。</w:t>
+        <w:ind w:left="360" w:hanging="288"/>
+      </w:pPr>
+      <w:r>
+        <w:rPr>
+          <w:rFonts w:ascii="Yu Gothic" w:hAnsi="Yu Gothic" w:eastAsia="Yu Gothic"/>
+          <w:b w:val="0"/>
+          <w:i w:val="0"/>
+          <w:sz w:val="21"/>
+        </w:rPr>
+        <w:t>1. CGA Studioで</w:t>
+      </w:r>
+      <w:r>
+        <w:rPr>
+          <w:rFonts w:ascii="Yu Gothic" w:hAnsi="Yu Gothic" w:eastAsia="Yu Gothic"/>
+          <w:b/>
+          <w:i w:val="0"/>
+          <w:sz w:val="21"/>
+        </w:rPr>
+        <w:t>システム管理&gt;チャンネル管理</w:t>
+      </w:r>
+      <w:r>
+        <w:rPr>
+          <w:rFonts w:ascii="Yu Gothic" w:hAnsi="Yu Gothic" w:eastAsia="Yu Gothic"/>
+          <w:b w:val="0"/>
+          <w:i w:val="0"/>
+          <w:sz w:val="21"/>
+        </w:rPr>
+        <w:t>に移動します。</w:t>
       </w:r>
     </w:p>
     <w:p>
       <w:pPr>
-        <w:pStyle w:val="ListNumber"/>
         <w:spacing w:after="80"/>
-      </w:pPr>
-      <w:r>
-        <w:rPr>
-          <w:rFonts w:ascii="Yu Gothic" w:hAnsi="Yu Gothic" w:eastAsia="Yu Gothic"/>
-          <w:sz w:val="21"/>
-        </w:rPr>
-        <w:t>カカオトーク連携に使用するチャンネルIDとチャンネル名を入力するか、既存のチャンネルを選択してください。</w:t>
+        <w:ind w:left="360" w:hanging="288"/>
+      </w:pPr>
+      <w:r>
+        <w:rPr>
+          <w:rFonts w:ascii="Yu Gothic" w:hAnsi="Yu Gothic" w:eastAsia="Yu Gothic"/>
+          <w:b w:val="0"/>
+          <w:i w:val="0"/>
+          <w:sz w:val="21"/>
+        </w:rPr>
+        <w:t>2. カカオトーク連携に使用するチャンネルIDとチャンネル名を入力するか、既存のチャンネルを選択してください。</w:t>
       </w:r>
     </w:p>
     <w:p>
       <w:pPr>
-        <w:pStyle w:val="ListNumber"/>
         <w:spacing w:after="80"/>
-      </w:pPr>
-      <w:r>
-        <w:rPr>
-          <w:rFonts w:ascii="Yu Gothic" w:hAnsi="Yu Gothic" w:eastAsia="Yu Gothic"/>
-          <w:sz w:val="21"/>
-        </w:rPr>
-        <w:t>Provider、レンダラータイプ、使用可否と接続設定を確認します。</w:t>
+        <w:ind w:left="360" w:hanging="288"/>
+      </w:pPr>
+      <w:r>
+        <w:rPr>
+          <w:rFonts w:ascii="Yu Gothic" w:hAnsi="Yu Gothic" w:eastAsia="Yu Gothic"/>
+          <w:b w:val="0"/>
+          <w:i w:val="0"/>
+          <w:sz w:val="21"/>
+        </w:rPr>
+        <w:t>3. Provider、レンダラータイプ、使用可否と接続設定を確認します。</w:t>
       </w:r>
     </w:p>
     <w:p>
       <w:pPr>
-        <w:pStyle w:val="ListNumber"/>
         <w:spacing w:after="80"/>
-      </w:pPr>
-      <w:r>
-        <w:rPr>
-          <w:rFonts w:ascii="Yu Gothic" w:hAnsi="Yu Gothic" w:eastAsia="Yu Gothic"/>
-          <w:sz w:val="21"/>
-        </w:rPr>
-        <w:t>接続先のボットと動作バージョンを確認します。</w:t>
+        <w:ind w:left="360" w:hanging="288"/>
+      </w:pPr>
+      <w:r>
+        <w:rPr>
+          <w:rFonts w:ascii="Yu Gothic" w:hAnsi="Yu Gothic" w:eastAsia="Yu Gothic"/>
+          <w:b w:val="0"/>
+          <w:i w:val="0"/>
+          <w:sz w:val="21"/>
+        </w:rPr>
+        <w:t>4. 接続先のボットと動作バージョンを確認します。</w:t>
       </w:r>
     </w:p>
     <w:p>
       <w:pPr>
-        <w:pStyle w:val="ListNumber"/>
         <w:spacing w:after="80"/>
-      </w:pPr>
-      <w:r>
-        <w:rPr>
-          <w:rFonts w:ascii="Yu Gothic" w:hAnsi="Yu Gothic" w:eastAsia="Yu Gothic"/>
-          <w:sz w:val="21"/>
-        </w:rPr>
-        <w:t>保存後、チャンネル管理画面の接続状態を確認します。</w:t>
+        <w:ind w:left="360" w:hanging="288"/>
+      </w:pPr>
+      <w:r>
+        <w:rPr>
+          <w:rFonts w:ascii="Yu Gothic" w:hAnsi="Yu Gothic" w:eastAsia="Yu Gothic"/>
+          <w:b w:val="0"/>
+          <w:i w:val="0"/>
+          <w:sz w:val="21"/>
+        </w:rPr>
+        <w:t>5. 保存後、チャンネル管理画面の接続状態を確認します。</w:t>
       </w:r>
     </w:p>
     <w:p>
       <w:pPr>
-        <w:pStyle w:val="ListNumber"/>
         <w:spacing w:after="80"/>
-      </w:pPr>
-      <w:r>
-        <w:rPr>
-          <w:rFonts w:ascii="Yu Gothic" w:hAnsi="Yu Gothic" w:eastAsia="Yu Gothic"/>
-          <w:sz w:val="21"/>
-        </w:rPr>
-        <w:t>**ボットステーション連携状況**でグループ・チャンネル・ボット・運営バージョン・アクティブチャンネルの組み合わせが正しいことを確認します。</w:t>
+        <w:ind w:left="360" w:hanging="288"/>
+      </w:pPr>
+      <w:r>
+        <w:rPr>
+          <w:rFonts w:ascii="Yu Gothic" w:hAnsi="Yu Gothic" w:eastAsia="Yu Gothic"/>
+          <w:b w:val="0"/>
+          <w:i w:val="0"/>
+          <w:sz w:val="21"/>
+        </w:rPr>
+        <w:t xml:space="preserve">6. </w:t>
+      </w:r>
+      <w:r>
+        <w:rPr>
+          <w:rFonts w:ascii="Yu Gothic" w:hAnsi="Yu Gothic" w:eastAsia="Yu Gothic"/>
+          <w:b/>
+          <w:i w:val="0"/>
+          <w:sz w:val="21"/>
+        </w:rPr>
+        <w:t>ボットステーション連携状況</w:t>
+      </w:r>
+      <w:r>
+        <w:rPr>
+          <w:rFonts w:ascii="Yu Gothic" w:hAnsi="Yu Gothic" w:eastAsia="Yu Gothic"/>
+          <w:b w:val="0"/>
+          <w:i w:val="0"/>
+          <w:sz w:val="21"/>
+        </w:rPr>
+        <w:t>でグループ・チャンネル・ボット・運営バージョン・アクティブチャンネルの組み合わせが正しいことを確認します。</w:t>
       </w:r>
     </w:p>
     <w:p>
@@ -3161,93 +3971,125 @@
     </w:p>
     <w:p>
       <w:pPr>
-        <w:pStyle w:val="ListNumber"/>
         <w:spacing w:after="80"/>
-      </w:pPr>
-      <w:r>
-        <w:rPr>
-          <w:rFonts w:ascii="Yu Gothic" w:hAnsi="Yu Gothic" w:eastAsia="Yu Gothic"/>
-          <w:sz w:val="21"/>
-        </w:rPr>
-        <w:t>カカオトークで接続したチャンネルを検索してチャットルームを開きます。</w:t>
+        <w:ind w:left="360" w:hanging="288"/>
+      </w:pPr>
+      <w:r>
+        <w:rPr>
+          <w:rFonts w:ascii="Yu Gothic" w:hAnsi="Yu Gothic" w:eastAsia="Yu Gothic"/>
+          <w:b w:val="0"/>
+          <w:i w:val="0"/>
+          <w:sz w:val="21"/>
+        </w:rPr>
+        <w:t>1. カカオトークで接続したチャンネルを検索してチャットルームを開きます。</w:t>
       </w:r>
     </w:p>
     <w:p>
       <w:pPr>
-        <w:pStyle w:val="ListNumber"/>
         <w:spacing w:after="80"/>
-      </w:pPr>
-      <w:r>
-        <w:rPr>
-          <w:rFonts w:ascii="Yu Gothic" w:hAnsi="Yu Gothic" w:eastAsia="Yu Gothic"/>
-          <w:sz w:val="21"/>
-        </w:rPr>
-        <w:t>最初のエントリにCGAのデフォルトのグリーティングが表示されることを確認してください。</w:t>
+        <w:ind w:left="360" w:hanging="288"/>
+      </w:pPr>
+      <w:r>
+        <w:rPr>
+          <w:rFonts w:ascii="Yu Gothic" w:hAnsi="Yu Gothic" w:eastAsia="Yu Gothic"/>
+          <w:b w:val="0"/>
+          <w:i w:val="0"/>
+          <w:sz w:val="21"/>
+        </w:rPr>
+        <w:t>2. 最初のエントリにCGAのデフォルトのグリーティングが表示されることを確認してください。</w:t>
       </w:r>
     </w:p>
     <w:p>
       <w:pPr>
-        <w:pStyle w:val="ListNumber"/>
         <w:spacing w:after="80"/>
-      </w:pPr>
-      <w:r>
-        <w:rPr>
-          <w:rFonts w:ascii="Yu Gothic" w:hAnsi="Yu Gothic" w:eastAsia="Yu Gothic"/>
-          <w:sz w:val="21"/>
-        </w:rPr>
-        <w:t>登録された意図に対応する一般的な発話を入力します。</w:t>
+        <w:ind w:left="360" w:hanging="288"/>
+      </w:pPr>
+      <w:r>
+        <w:rPr>
+          <w:rFonts w:ascii="Yu Gothic" w:hAnsi="Yu Gothic" w:eastAsia="Yu Gothic"/>
+          <w:b w:val="0"/>
+          <w:i w:val="0"/>
+          <w:sz w:val="21"/>
+        </w:rPr>
+        <w:t>3. 登録された意図に対応する一般的な発話を入力します。</w:t>
       </w:r>
     </w:p>
     <w:p>
       <w:pPr>
-        <w:pStyle w:val="ListNumber"/>
         <w:spacing w:after="80"/>
-      </w:pPr>
-      <w:r>
-        <w:rPr>
-          <w:rFonts w:ascii="Yu Gothic" w:hAnsi="Yu Gothic" w:eastAsia="Yu Gothic"/>
-          <w:sz w:val="21"/>
-        </w:rPr>
-        <w:t>CGAのNLU分類と会話フローの結果が応答として表示されることを確認します。</w:t>
+        <w:ind w:left="360" w:hanging="288"/>
+      </w:pPr>
+      <w:r>
+        <w:rPr>
+          <w:rFonts w:ascii="Yu Gothic" w:hAnsi="Yu Gothic" w:eastAsia="Yu Gothic"/>
+          <w:b w:val="0"/>
+          <w:i w:val="0"/>
+          <w:sz w:val="21"/>
+        </w:rPr>
+        <w:t>4. CGAのNLU分類と会話フローの結果が応答として表示されることを確認します。</w:t>
       </w:r>
     </w:p>
     <w:p>
       <w:pPr>
-        <w:pStyle w:val="ListNumber"/>
         <w:spacing w:after="80"/>
-      </w:pPr>
-      <w:r>
-        <w:rPr>
-          <w:rFonts w:ascii="Yu Gothic" w:hAnsi="Yu Gothic" w:eastAsia="Yu Gothic"/>
-          <w:sz w:val="21"/>
-        </w:rPr>
-        <w:t>CGA 会話履歴でユーザーの発話と応答が保存されていることを確認します。</w:t>
+        <w:ind w:left="360" w:hanging="288"/>
+      </w:pPr>
+      <w:r>
+        <w:rPr>
+          <w:rFonts w:ascii="Yu Gothic" w:hAnsi="Yu Gothic" w:eastAsia="Yu Gothic"/>
+          <w:b w:val="0"/>
+          <w:i w:val="0"/>
+          <w:sz w:val="21"/>
+        </w:rPr>
+        <w:t>5. CGA 会話履歴でユーザーの発話と応答が保存されていることを確認します。</w:t>
       </w:r>
     </w:p>
     <w:p>
       <w:pPr>
-        <w:pStyle w:val="ListNumber"/>
         <w:spacing w:after="80"/>
-      </w:pPr>
-      <w:r>
-        <w:rPr>
-          <w:rFonts w:ascii="Yu Gothic" w:hAnsi="Yu Gothic" w:eastAsia="Yu Gothic"/>
-          <w:sz w:val="21"/>
-        </w:rPr>
-        <w:t>履歴のチャネル値が`Kakao`またはオペレーティング環境で定義されているカカオチャネル値であることを確認してください。</w:t>
+        <w:ind w:left="360" w:hanging="288"/>
+      </w:pPr>
+      <w:r>
+        <w:rPr>
+          <w:rFonts w:ascii="Yu Gothic" w:hAnsi="Yu Gothic" w:eastAsia="Yu Gothic"/>
+          <w:b w:val="0"/>
+          <w:i w:val="0"/>
+          <w:sz w:val="21"/>
+        </w:rPr>
+        <w:t>6. 履歴のチャネル値が</w:t>
+      </w:r>
+      <w:r>
+        <w:rPr>
+          <w:rFonts w:ascii="Yu Gothic" w:hAnsi="Yu Gothic" w:eastAsia="Yu Gothic"/>
+          <w:b/>
+          <w:i w:val="0"/>
+          <w:sz w:val="21"/>
+        </w:rPr>
+        <w:t>Kakao</w:t>
+      </w:r>
+      <w:r>
+        <w:rPr>
+          <w:rFonts w:ascii="Yu Gothic" w:hAnsi="Yu Gothic" w:eastAsia="Yu Gothic"/>
+          <w:b w:val="0"/>
+          <w:i w:val="0"/>
+          <w:sz w:val="21"/>
+        </w:rPr>
+        <w:t>またはオペレーティング環境で定義されているカカオチャネル値であることを確認してください。</w:t>
       </w:r>
     </w:p>
     <w:p>
       <w:pPr>
-        <w:pStyle w:val="ListNumber"/>
         <w:spacing w:after="80"/>
-      </w:pPr>
-      <w:r>
-        <w:rPr>
-          <w:rFonts w:ascii="Yu Gothic" w:hAnsi="Yu Gothic" w:eastAsia="Yu Gothic"/>
-          <w:sz w:val="21"/>
-        </w:rPr>
-        <w:t>ボット、動作バージョン、チャンネル情報が意図したターゲットと一致することを確認します。</w:t>
+        <w:ind w:left="360" w:hanging="288"/>
+      </w:pPr>
+      <w:r>
+        <w:rPr>
+          <w:rFonts w:ascii="Yu Gothic" w:hAnsi="Yu Gothic" w:eastAsia="Yu Gothic"/>
+          <w:b w:val="0"/>
+          <w:i w:val="0"/>
+          <w:sz w:val="21"/>
+        </w:rPr>
+        <w:t>7. ボット、動作バージョン、チャンネル情報が意図したターゲットと一致することを確認します。</w:t>
       </w:r>
     </w:p>
     <w:p>
@@ -3269,6 +4111,8 @@
       <w:r>
         <w:rPr>
           <w:rFonts w:ascii="Yu Gothic" w:hAnsi="Yu Gothic" w:eastAsia="Yu Gothic"/>
+          <w:b w:val="0"/>
+          <w:i w:val="0"/>
           <w:sz w:val="21"/>
         </w:rPr>
         <w:t>ウェルカムブロックとフォールバックブロックが CGA 接続スキルを呼び出します。</w:t>
@@ -3282,6 +4126,8 @@
       <w:r>
         <w:rPr>
           <w:rFonts w:ascii="Yu Gothic" w:hAnsi="Yu Gothic" w:eastAsia="Yu Gothic"/>
+          <w:b w:val="0"/>
+          <w:i w:val="0"/>
           <w:sz w:val="21"/>
         </w:rPr>
         <w:t>両方のブロックがスキルデータ有効に設定されています。</w:t>
@@ -3295,6 +4141,8 @@
       <w:r>
         <w:rPr>
           <w:rFonts w:ascii="Yu Gothic" w:hAnsi="Yu Gothic" w:eastAsia="Yu Gothic"/>
+          <w:b w:val="0"/>
+          <w:i w:val="0"/>
           <w:sz w:val="21"/>
         </w:rPr>
         <w:t>最初の挨拶と一般的な回答は、カカオ設定のフレーズではなく、CGAボット設定から来ます。</w:t>
@@ -3308,6 +4156,8 @@
       <w:r>
         <w:rPr>
           <w:rFonts w:ascii="Yu Gothic" w:hAnsi="Yu Gothic" w:eastAsia="Yu Gothic"/>
+          <w:b w:val="0"/>
+          <w:i w:val="0"/>
           <w:sz w:val="21"/>
         </w:rPr>
         <w:t>CGA会話履歴にボット・バージョン・カカオチャンネル情報が残ります。</w:t>
@@ -3376,80 +4226,92 @@
     </w:p>
     <w:p>
       <w:pPr>
-        <w:pStyle w:val="ListNumber"/>
         <w:spacing w:after="80"/>
-      </w:pPr>
-      <w:r>
-        <w:rPr>
-          <w:rFonts w:ascii="Yu Gothic" w:hAnsi="Yu Gothic" w:eastAsia="Yu Gothic"/>
-          <w:sz w:val="21"/>
-        </w:rPr>
-        <w:t>現在のボットとバージョンが正しいことを確認します。</w:t>
+        <w:ind w:left="360" w:hanging="288"/>
+      </w:pPr>
+      <w:r>
+        <w:rPr>
+          <w:rFonts w:ascii="Yu Gothic" w:hAnsi="Yu Gothic" w:eastAsia="Yu Gothic"/>
+          <w:b w:val="0"/>
+          <w:i w:val="0"/>
+          <w:sz w:val="21"/>
+        </w:rPr>
+        <w:t>1. 現在のボットとバージョンが正しいことを確認します。</w:t>
       </w:r>
     </w:p>
     <w:p>
       <w:pPr>
-        <w:pStyle w:val="ListNumber"/>
         <w:spacing w:after="80"/>
-      </w:pPr>
-      <w:r>
-        <w:rPr>
-          <w:rFonts w:ascii="Yu Gothic" w:hAnsi="Yu Gothic" w:eastAsia="Yu Gothic"/>
-          <w:sz w:val="21"/>
-        </w:rPr>
-        <w:t>選択したNLU方式・モデル・回答方式の組み合わせ状態を確認します。</w:t>
+        <w:ind w:left="360" w:hanging="288"/>
+      </w:pPr>
+      <w:r>
+        <w:rPr>
+          <w:rFonts w:ascii="Yu Gothic" w:hAnsi="Yu Gothic" w:eastAsia="Yu Gothic"/>
+          <w:b w:val="0"/>
+          <w:i w:val="0"/>
+          <w:sz w:val="21"/>
+        </w:rPr>
+        <w:t>2. 選択したNLU方式・モデル・回答方式の組み合わせ状態を確認します。</w:t>
       </w:r>
     </w:p>
     <w:p>
       <w:pPr>
-        <w:pStyle w:val="ListNumber"/>
         <w:spacing w:after="80"/>
-      </w:pPr>
-      <w:r>
-        <w:rPr>
-          <w:rFonts w:ascii="Yu Gothic" w:hAnsi="Yu Gothic" w:eastAsia="Yu Gothic"/>
-          <w:sz w:val="21"/>
-        </w:rPr>
-        <w:t>必要なデータが保存されていることを確認します。</w:t>
+        <w:ind w:left="360" w:hanging="288"/>
+      </w:pPr>
+      <w:r>
+        <w:rPr>
+          <w:rFonts w:ascii="Yu Gothic" w:hAnsi="Yu Gothic" w:eastAsia="Yu Gothic"/>
+          <w:b w:val="0"/>
+          <w:i w:val="0"/>
+          <w:sz w:val="21"/>
+        </w:rPr>
+        <w:t>3. 必要なデータが保存されていることを確認します。</w:t>
       </w:r>
     </w:p>
     <w:p>
       <w:pPr>
-        <w:pStyle w:val="ListNumber"/>
         <w:spacing w:after="80"/>
-      </w:pPr>
-      <w:r>
-        <w:rPr>
-          <w:rFonts w:ascii="Yu Gothic" w:hAnsi="Yu Gothic" w:eastAsia="Yu Gothic"/>
-          <w:sz w:val="21"/>
-        </w:rPr>
-        <w:t>学習・インデックス付け・適用状態を確認します。</w:t>
+        <w:ind w:left="360" w:hanging="288"/>
+      </w:pPr>
+      <w:r>
+        <w:rPr>
+          <w:rFonts w:ascii="Yu Gothic" w:hAnsi="Yu Gothic" w:eastAsia="Yu Gothic"/>
+          <w:b w:val="0"/>
+          <w:i w:val="0"/>
+          <w:sz w:val="21"/>
+        </w:rPr>
+        <w:t>4. 学習・インデックス付け・適用状態を確認します。</w:t>
       </w:r>
     </w:p>
     <w:p>
       <w:pPr>
-        <w:pStyle w:val="ListNumber"/>
         <w:spacing w:after="80"/>
-      </w:pPr>
-      <w:r>
-        <w:rPr>
-          <w:rFonts w:ascii="Yu Gothic" w:hAnsi="Yu Gothic" w:eastAsia="Yu Gothic"/>
-          <w:sz w:val="21"/>
-        </w:rPr>
-        <w:t>シミュレータで同じ発話を再テストします。</w:t>
+        <w:ind w:left="360" w:hanging="288"/>
+      </w:pPr>
+      <w:r>
+        <w:rPr>
+          <w:rFonts w:ascii="Yu Gothic" w:hAnsi="Yu Gothic" w:eastAsia="Yu Gothic"/>
+          <w:b w:val="0"/>
+          <w:i w:val="0"/>
+          <w:sz w:val="21"/>
+        </w:rPr>
+        <w:t>5. シミュレータで同じ発話を再テストします。</w:t>
       </w:r>
     </w:p>
     <w:p>
       <w:pPr>
-        <w:pStyle w:val="ListNumber"/>
         <w:spacing w:after="80"/>
-      </w:pPr>
-      <w:r>
-        <w:rPr>
-          <w:rFonts w:ascii="Yu Gothic" w:hAnsi="Yu Gothic" w:eastAsia="Yu Gothic"/>
-          <w:sz w:val="21"/>
-        </w:rPr>
-        <w:t>分析・評価・対話履歴で結果を確認します。</w:t>
+        <w:ind w:left="360" w:hanging="288"/>
+      </w:pPr>
+      <w:r>
+        <w:rPr>
+          <w:rFonts w:ascii="Yu Gothic" w:hAnsi="Yu Gothic" w:eastAsia="Yu Gothic"/>
+          <w:b w:val="0"/>
+          <w:i w:val="0"/>
+          <w:sz w:val="21"/>
+        </w:rPr>
+        <w:t>6. 分析・評価・対話履歴で結果を確認します。</w:t>
       </w:r>
     </w:p>
     <w:p>
@@ -3479,67 +4341,149 @@
     </w:p>
     <w:p>
       <w:pPr>
-        <w:pStyle w:val="ListNumber"/>
         <w:spacing w:after="80"/>
-      </w:pPr>
-      <w:r>
-        <w:rPr>
-          <w:rFonts w:ascii="Yu Gothic" w:hAnsi="Yu Gothic" w:eastAsia="Yu Gothic"/>
-          <w:sz w:val="21"/>
-        </w:rPr>
-        <w:t>学習ボタンを押した後、`NLU学習リクエストがキューに登録されました。`メッセージが表示されていることを確認してください。</w:t>
+        <w:ind w:left="360" w:hanging="288"/>
+      </w:pPr>
+      <w:r>
+        <w:rPr>
+          <w:rFonts w:ascii="Yu Gothic" w:hAnsi="Yu Gothic" w:eastAsia="Yu Gothic"/>
+          <w:b w:val="0"/>
+          <w:i w:val="0"/>
+          <w:sz w:val="21"/>
+        </w:rPr>
+        <w:t>1. 学習ボタンを押した後、</w:t>
+      </w:r>
+      <w:r>
+        <w:rPr>
+          <w:rFonts w:ascii="Yu Gothic" w:hAnsi="Yu Gothic" w:eastAsia="Yu Gothic"/>
+          <w:b/>
+          <w:i w:val="0"/>
+          <w:sz w:val="21"/>
+        </w:rPr>
+        <w:t>NLU学習リクエストがキューに登録されました。</w:t>
+      </w:r>
+      <w:r>
+        <w:rPr>
+          <w:rFonts w:ascii="Yu Gothic" w:hAnsi="Yu Gothic" w:eastAsia="Yu Gothic"/>
+          <w:b w:val="0"/>
+          <w:i w:val="0"/>
+          <w:sz w:val="21"/>
+        </w:rPr>
+        <w:t>メッセージが表示されていることを確認してください。</w:t>
       </w:r>
     </w:p>
     <w:p>
       <w:pPr>
-        <w:pStyle w:val="ListNumber"/>
         <w:spacing w:after="80"/>
-      </w:pPr>
-      <w:r>
-        <w:rPr>
-          <w:rFonts w:ascii="Yu Gothic" w:hAnsi="Yu Gothic" w:eastAsia="Yu Gothic"/>
-          <w:sz w:val="21"/>
-        </w:rPr>
-        <w:t>学習ボタンが`学習中`に変わっていることを確認してください。</w:t>
+        <w:ind w:left="360" w:hanging="288"/>
+      </w:pPr>
+      <w:r>
+        <w:rPr>
+          <w:rFonts w:ascii="Yu Gothic" w:hAnsi="Yu Gothic" w:eastAsia="Yu Gothic"/>
+          <w:b w:val="0"/>
+          <w:i w:val="0"/>
+          <w:sz w:val="21"/>
+        </w:rPr>
+        <w:t>2. 学習ボタンが</w:t>
+      </w:r>
+      <w:r>
+        <w:rPr>
+          <w:rFonts w:ascii="Yu Gothic" w:hAnsi="Yu Gothic" w:eastAsia="Yu Gothic"/>
+          <w:b/>
+          <w:i w:val="0"/>
+          <w:sz w:val="21"/>
+        </w:rPr>
+        <w:t>学習中</w:t>
+      </w:r>
+      <w:r>
+        <w:rPr>
+          <w:rFonts w:ascii="Yu Gothic" w:hAnsi="Yu Gothic" w:eastAsia="Yu Gothic"/>
+          <w:b w:val="0"/>
+          <w:i w:val="0"/>
+          <w:sz w:val="21"/>
+        </w:rPr>
+        <w:t>に変わっていることを確認してください。</w:t>
       </w:r>
     </w:p>
     <w:p>
       <w:pPr>
-        <w:pStyle w:val="ListNumber"/>
         <w:spacing w:after="80"/>
-      </w:pPr>
-      <w:r>
-        <w:rPr>
-          <w:rFonts w:ascii="Yu Gothic" w:hAnsi="Yu Gothic" w:eastAsia="Yu Gothic"/>
-          <w:sz w:val="21"/>
-        </w:rPr>
-        <w:t>リフレッシュ後、バージョンの状態が `学習済み` または使用可能な状態に変わっていることを確認します。</w:t>
+        <w:ind w:left="360" w:hanging="288"/>
+      </w:pPr>
+      <w:r>
+        <w:rPr>
+          <w:rFonts w:ascii="Yu Gothic" w:hAnsi="Yu Gothic" w:eastAsia="Yu Gothic"/>
+          <w:b w:val="0"/>
+          <w:i w:val="0"/>
+          <w:sz w:val="21"/>
+        </w:rPr>
+        <w:t xml:space="preserve">3. リフレッシュ後、バージョンの状態が </w:t>
+      </w:r>
+      <w:r>
+        <w:rPr>
+          <w:rFonts w:ascii="Yu Gothic" w:hAnsi="Yu Gothic" w:eastAsia="Yu Gothic"/>
+          <w:b/>
+          <w:i w:val="0"/>
+          <w:sz w:val="21"/>
+        </w:rPr>
+        <w:t>学習済み</w:t>
+      </w:r>
+      <w:r>
+        <w:rPr>
+          <w:rFonts w:ascii="Yu Gothic" w:hAnsi="Yu Gothic" w:eastAsia="Yu Gothic"/>
+          <w:b w:val="0"/>
+          <w:i w:val="0"/>
+          <w:sz w:val="21"/>
+        </w:rPr>
+        <w:t xml:space="preserve"> または使用可能な状態に変わっていることを確認します。</w:t>
       </w:r>
     </w:p>
     <w:p>
       <w:pPr>
-        <w:pStyle w:val="ListNumber"/>
         <w:spacing w:after="80"/>
-      </w:pPr>
-      <w:r>
-        <w:rPr>
-          <w:rFonts w:ascii="Yu Gothic" w:hAnsi="Yu Gothic" w:eastAsia="Yu Gothic"/>
-          <w:sz w:val="21"/>
-        </w:rPr>
-        <w:t>学習履歴照会で同じボット・バージョンの開始時間、完了時間、学習状態を確認します。</w:t>
+        <w:ind w:left="360" w:hanging="288"/>
+      </w:pPr>
+      <w:r>
+        <w:rPr>
+          <w:rFonts w:ascii="Yu Gothic" w:hAnsi="Yu Gothic" w:eastAsia="Yu Gothic"/>
+          <w:b w:val="0"/>
+          <w:i w:val="0"/>
+          <w:sz w:val="21"/>
+        </w:rPr>
+        <w:t>4. 学習履歴照会で同じボット・バージョンの開始時間、完了時間、学習状態を確認します。</w:t>
       </w:r>
     </w:p>
     <w:p>
       <w:pPr>
-        <w:pStyle w:val="ListNumber"/>
         <w:spacing w:after="80"/>
-      </w:pPr>
-      <w:r>
-        <w:rPr>
-          <w:rFonts w:ascii="Yu Gothic" w:hAnsi="Yu Gothic" w:eastAsia="Yu Gothic"/>
-          <w:sz w:val="21"/>
-        </w:rPr>
-        <w:t>また、`未学習`で表示されたり、学習履歴がなければ成功と判断せず、ボット・バージョン・学習エンジン・要請時刻を運営担当者に伝達します。</w:t>
+        <w:ind w:left="360" w:hanging="288"/>
+      </w:pPr>
+      <w:r>
+        <w:rPr>
+          <w:rFonts w:ascii="Yu Gothic" w:hAnsi="Yu Gothic" w:eastAsia="Yu Gothic"/>
+          <w:b w:val="0"/>
+          <w:i w:val="0"/>
+          <w:sz w:val="21"/>
+        </w:rPr>
+        <w:t>5. また、</w:t>
+      </w:r>
+      <w:r>
+        <w:rPr>
+          <w:rFonts w:ascii="Yu Gothic" w:hAnsi="Yu Gothic" w:eastAsia="Yu Gothic"/>
+          <w:b/>
+          <w:i w:val="0"/>
+          <w:sz w:val="21"/>
+        </w:rPr>
+        <w:t>未学習</w:t>
+      </w:r>
+      <w:r>
+        <w:rPr>
+          <w:rFonts w:ascii="Yu Gothic" w:hAnsi="Yu Gothic" w:eastAsia="Yu Gothic"/>
+          <w:b w:val="0"/>
+          <w:i w:val="0"/>
+          <w:sz w:val="21"/>
+        </w:rPr>
+        <w:t>で表示されたり、学習履歴がなければ成功と判断せず、ボット・バージョン・学習エンジン・要請時刻を運営担当者に伝達します。</w:t>
       </w:r>
     </w:p>
     <w:p>
@@ -3580,93 +4524,251 @@
     </w:p>
     <w:p>
       <w:pPr>
-        <w:pStyle w:val="ListNumber"/>
         <w:spacing w:after="80"/>
-      </w:pPr>
-      <w:r>
-        <w:rPr>
-          <w:rFonts w:ascii="Yu Gothic" w:hAnsi="Yu Gothic" w:eastAsia="Yu Gothic"/>
-          <w:sz w:val="21"/>
-        </w:rPr>
-        <w:t>**目的**: 今回の作業で置き換えたい業務結果を一文で決めます。</w:t>
+        <w:ind w:left="360" w:hanging="288"/>
+      </w:pPr>
+      <w:r>
+        <w:rPr>
+          <w:rFonts w:ascii="Yu Gothic" w:hAnsi="Yu Gothic" w:eastAsia="Yu Gothic"/>
+          <w:b w:val="0"/>
+          <w:i w:val="0"/>
+          <w:sz w:val="21"/>
+        </w:rPr>
+        <w:t xml:space="preserve">1. </w:t>
+      </w:r>
+      <w:r>
+        <w:rPr>
+          <w:rFonts w:ascii="Yu Gothic" w:hAnsi="Yu Gothic" w:eastAsia="Yu Gothic"/>
+          <w:b/>
+          <w:i w:val="0"/>
+          <w:sz w:val="21"/>
+        </w:rPr>
+        <w:t>目的</w:t>
+      </w:r>
+      <w:r>
+        <w:rPr>
+          <w:rFonts w:ascii="Yu Gothic" w:hAnsi="Yu Gothic" w:eastAsia="Yu Gothic"/>
+          <w:b w:val="0"/>
+          <w:i w:val="0"/>
+          <w:sz w:val="21"/>
+        </w:rPr>
+        <w:t>: 今回の作業で置き換えたい業務結果を一文で決めます。</w:t>
       </w:r>
     </w:p>
     <w:p>
       <w:pPr>
-        <w:pStyle w:val="ListNumber"/>
         <w:spacing w:after="80"/>
-      </w:pPr>
-      <w:r>
-        <w:rPr>
-          <w:rFonts w:ascii="Yu Gothic" w:hAnsi="Yu Gothic" w:eastAsia="Yu Gothic"/>
-          <w:sz w:val="21"/>
-        </w:rPr>
-        <w:t>**アクセスパス**：正しいボットとバージョンを選択し、対応するメニューに移動します。</w:t>
+        <w:ind w:left="360" w:hanging="288"/>
+      </w:pPr>
+      <w:r>
+        <w:rPr>
+          <w:rFonts w:ascii="Yu Gothic" w:hAnsi="Yu Gothic" w:eastAsia="Yu Gothic"/>
+          <w:b w:val="0"/>
+          <w:i w:val="0"/>
+          <w:sz w:val="21"/>
+        </w:rPr>
+        <w:t xml:space="preserve">2. </w:t>
+      </w:r>
+      <w:r>
+        <w:rPr>
+          <w:rFonts w:ascii="Yu Gothic" w:hAnsi="Yu Gothic" w:eastAsia="Yu Gothic"/>
+          <w:b/>
+          <w:i w:val="0"/>
+          <w:sz w:val="21"/>
+        </w:rPr>
+        <w:t>アクセスパス</w:t>
+      </w:r>
+      <w:r>
+        <w:rPr>
+          <w:rFonts w:ascii="Yu Gothic" w:hAnsi="Yu Gothic" w:eastAsia="Yu Gothic"/>
+          <w:b w:val="0"/>
+          <w:i w:val="0"/>
+          <w:sz w:val="21"/>
+        </w:rPr>
+        <w:t>：正しいボットとバージョンを選択し、対応するメニューに移動します。</w:t>
       </w:r>
     </w:p>
     <w:p>
       <w:pPr>
-        <w:pStyle w:val="ListNumber"/>
         <w:spacing w:after="80"/>
-      </w:pPr>
-      <w:r>
-        <w:rPr>
-          <w:rFonts w:ascii="Yu Gothic" w:hAnsi="Yu Gothic" w:eastAsia="Yu Gothic"/>
-          <w:sz w:val="21"/>
-        </w:rPr>
-        <w:t>**画面構成**: 現在の値、選択状態、エラー・警告と非アクティブ項目を最初に確認します。</w:t>
+        <w:ind w:left="360" w:hanging="288"/>
+      </w:pPr>
+      <w:r>
+        <w:rPr>
+          <w:rFonts w:ascii="Yu Gothic" w:hAnsi="Yu Gothic" w:eastAsia="Yu Gothic"/>
+          <w:b w:val="0"/>
+          <w:i w:val="0"/>
+          <w:sz w:val="21"/>
+        </w:rPr>
+        <w:t xml:space="preserve">3. </w:t>
+      </w:r>
+      <w:r>
+        <w:rPr>
+          <w:rFonts w:ascii="Yu Gothic" w:hAnsi="Yu Gothic" w:eastAsia="Yu Gothic"/>
+          <w:b/>
+          <w:i w:val="0"/>
+          <w:sz w:val="21"/>
+        </w:rPr>
+        <w:t>画面構成</w:t>
+      </w:r>
+      <w:r>
+        <w:rPr>
+          <w:rFonts w:ascii="Yu Gothic" w:hAnsi="Yu Gothic" w:eastAsia="Yu Gothic"/>
+          <w:b w:val="0"/>
+          <w:i w:val="0"/>
+          <w:sz w:val="21"/>
+        </w:rPr>
+        <w:t>: 現在の値、選択状態、エラー・警告と非アクティブ項目を最初に確認します。</w:t>
       </w:r>
     </w:p>
     <w:p>
       <w:pPr>
-        <w:pStyle w:val="ListNumber"/>
         <w:spacing w:after="80"/>
-      </w:pPr>
-      <w:r>
-        <w:rPr>
-          <w:rFonts w:ascii="Yu Gothic" w:hAnsi="Yu Gothic" w:eastAsia="Yu Gothic"/>
-          <w:sz w:val="21"/>
-        </w:rPr>
-        <w:t>**使用手順**：必要な項目のみを変更し、変更前の値を記録します。</w:t>
+        <w:ind w:left="360" w:hanging="288"/>
+      </w:pPr>
+      <w:r>
+        <w:rPr>
+          <w:rFonts w:ascii="Yu Gothic" w:hAnsi="Yu Gothic" w:eastAsia="Yu Gothic"/>
+          <w:b w:val="0"/>
+          <w:i w:val="0"/>
+          <w:sz w:val="21"/>
+        </w:rPr>
+        <w:t xml:space="preserve">4. </w:t>
+      </w:r>
+      <w:r>
+        <w:rPr>
+          <w:rFonts w:ascii="Yu Gothic" w:hAnsi="Yu Gothic" w:eastAsia="Yu Gothic"/>
+          <w:b/>
+          <w:i w:val="0"/>
+          <w:sz w:val="21"/>
+        </w:rPr>
+        <w:t>使用手順</w:t>
+      </w:r>
+      <w:r>
+        <w:rPr>
+          <w:rFonts w:ascii="Yu Gothic" w:hAnsi="Yu Gothic" w:eastAsia="Yu Gothic"/>
+          <w:b w:val="0"/>
+          <w:i w:val="0"/>
+          <w:sz w:val="21"/>
+        </w:rPr>
+        <w:t>：必要な項目のみを変更し、変更前の値を記録します。</w:t>
       </w:r>
     </w:p>
     <w:p>
       <w:pPr>
-        <w:pStyle w:val="ListNumber"/>
         <w:spacing w:after="80"/>
-      </w:pPr>
-      <w:r>
-        <w:rPr>
-          <w:rFonts w:ascii="Yu Gothic" w:hAnsi="Yu Gothic" w:eastAsia="Yu Gothic"/>
-          <w:sz w:val="21"/>
-        </w:rPr>
-        <w:t>**保存・適用結果**: 保存メッセージと学習・インデックス付け・適用状態を確認します。</w:t>
+        <w:ind w:left="360" w:hanging="288"/>
+      </w:pPr>
+      <w:r>
+        <w:rPr>
+          <w:rFonts w:ascii="Yu Gothic" w:hAnsi="Yu Gothic" w:eastAsia="Yu Gothic"/>
+          <w:b w:val="0"/>
+          <w:i w:val="0"/>
+          <w:sz w:val="21"/>
+        </w:rPr>
+        <w:t xml:space="preserve">5. </w:t>
+      </w:r>
+      <w:r>
+        <w:rPr>
+          <w:rFonts w:ascii="Yu Gothic" w:hAnsi="Yu Gothic" w:eastAsia="Yu Gothic"/>
+          <w:b/>
+          <w:i w:val="0"/>
+          <w:sz w:val="21"/>
+        </w:rPr>
+        <w:t>保存・適用結果</w:t>
+      </w:r>
+      <w:r>
+        <w:rPr>
+          <w:rFonts w:ascii="Yu Gothic" w:hAnsi="Yu Gothic" w:eastAsia="Yu Gothic"/>
+          <w:b w:val="0"/>
+          <w:i w:val="0"/>
+          <w:sz w:val="21"/>
+        </w:rPr>
+        <w:t>: 保存メッセージと学習・インデックス付け・適用状態を確認します。</w:t>
       </w:r>
     </w:p>
     <w:p>
       <w:pPr>
-        <w:pStyle w:val="ListNumber"/>
         <w:spacing w:after="80"/>
-      </w:pPr>
-      <w:r>
-        <w:rPr>
-          <w:rFonts w:ascii="Yu Gothic" w:hAnsi="Yu Gothic" w:eastAsia="Yu Gothic"/>
-          <w:sz w:val="21"/>
-        </w:rPr>
-        <w:t>**注意**: 接続された意図、流れ、チャネル、バージョンへの影響を確認します。</w:t>
+        <w:ind w:left="360" w:hanging="288"/>
+      </w:pPr>
+      <w:r>
+        <w:rPr>
+          <w:rFonts w:ascii="Yu Gothic" w:hAnsi="Yu Gothic" w:eastAsia="Yu Gothic"/>
+          <w:b w:val="0"/>
+          <w:i w:val="0"/>
+          <w:sz w:val="21"/>
+        </w:rPr>
+        <w:t xml:space="preserve">6. </w:t>
+      </w:r>
+      <w:r>
+        <w:rPr>
+          <w:rFonts w:ascii="Yu Gothic" w:hAnsi="Yu Gothic" w:eastAsia="Yu Gothic"/>
+          <w:b/>
+          <w:i w:val="0"/>
+          <w:sz w:val="21"/>
+        </w:rPr>
+        <w:t>注意</w:t>
+      </w:r>
+      <w:r>
+        <w:rPr>
+          <w:rFonts w:ascii="Yu Gothic" w:hAnsi="Yu Gothic" w:eastAsia="Yu Gothic"/>
+          <w:b w:val="0"/>
+          <w:i w:val="0"/>
+          <w:sz w:val="21"/>
+        </w:rPr>
+        <w:t>: 接続された意図、流れ、チャネル、バージョンへの影響を確認します。</w:t>
       </w:r>
     </w:p>
     <w:p>
       <w:pPr>
-        <w:pStyle w:val="ListNumber"/>
         <w:spacing w:after="80"/>
-      </w:pPr>
-      <w:r>
-        <w:rPr>
-          <w:rFonts w:ascii="Yu Gothic" w:hAnsi="Yu Gothic" w:eastAsia="Yu Gothic"/>
-          <w:sz w:val="21"/>
-        </w:rPr>
-        <w:t>**関連文書**：エンジンまたは品質に関する問題については、[NLU活用ガイド](../cga-nlu-guide/README.md)を一緒に確認してください。</w:t>
+        <w:ind w:left="360" w:hanging="288"/>
+      </w:pPr>
+      <w:r>
+        <w:rPr>
+          <w:rFonts w:ascii="Yu Gothic" w:hAnsi="Yu Gothic" w:eastAsia="Yu Gothic"/>
+          <w:b w:val="0"/>
+          <w:i w:val="0"/>
+          <w:sz w:val="21"/>
+        </w:rPr>
+        <w:t xml:space="preserve">7. </w:t>
+      </w:r>
+      <w:r>
+        <w:rPr>
+          <w:rFonts w:ascii="Yu Gothic" w:hAnsi="Yu Gothic" w:eastAsia="Yu Gothic"/>
+          <w:b/>
+          <w:i w:val="0"/>
+          <w:sz w:val="21"/>
+        </w:rPr>
+        <w:t>関連文書</w:t>
+      </w:r>
+      <w:r>
+        <w:rPr>
+          <w:rFonts w:ascii="Yu Gothic" w:hAnsi="Yu Gothic" w:eastAsia="Yu Gothic"/>
+          <w:b w:val="0"/>
+          <w:i w:val="0"/>
+          <w:sz w:val="21"/>
+        </w:rPr>
+        <w:t>：エンジンまたは品質に関する問題については、</w:t>
+      </w:r>
+      <w:r>
+        <w:rPr>
+          <w:rFonts w:ascii="Yu Gothic" w:hAnsi="Yu Gothic" w:eastAsia="Yu Gothic"/>
+          <w:b w:val="0"/>
+          <w:i w:val="0"/>
+          <w:sz w:val="21"/>
+        </w:rPr>
+        <w:t>NLU活用ガイド</w:t>
+      </w:r>
+      <w:r>
+        <w:rPr>
+          <w:rFonts w:ascii="Yu Gothic" w:hAnsi="Yu Gothic" w:eastAsia="Yu Gothic"/>
+          <w:b w:val="0"/>
+          <w:i w:val="0"/>
+          <w:sz w:val="21"/>
+        </w:rPr>
+        <w:t>を一緒に確認してください。</w:t>
       </w:r>
     </w:p>
     <w:p>
@@ -3728,6 +4830,7 @@
               <w:rPr>
                 <w:rFonts w:ascii="Yu Gothic" w:hAnsi="Yu Gothic" w:eastAsia="Yu Gothic"/>
                 <w:b/>
+                <w:i w:val="0"/>
                 <w:color w:val="1F4D78"/>
                 <w:sz w:val="18"/>
               </w:rPr>
@@ -3756,6 +4859,7 @@
               <w:rPr>
                 <w:rFonts w:ascii="Yu Gothic" w:hAnsi="Yu Gothic" w:eastAsia="Yu Gothic"/>
                 <w:b/>
+                <w:i w:val="0"/>
                 <w:color w:val="1F4D78"/>
                 <w:sz w:val="18"/>
               </w:rPr>
@@ -3785,6 +4889,7 @@
               <w:rPr>
                 <w:rFonts w:ascii="Yu Gothic" w:hAnsi="Yu Gothic" w:eastAsia="Yu Gothic"/>
                 <w:b w:val="0"/>
+                <w:i w:val="0"/>
                 <w:sz w:val="18"/>
               </w:rPr>
               <w:t>ボットユーザーと話すサービスユニット</w:t>
@@ -3826,6 +4931,7 @@
               <w:rPr>
                 <w:rFonts w:ascii="Yu Gothic" w:hAnsi="Yu Gothic" w:eastAsia="Yu Gothic"/>
                 <w:b w:val="0"/>
+                <w:i w:val="0"/>
                 <w:sz w:val="18"/>
               </w:rPr>
               <w:t>ボットハブ複数のボットをまとめて管理するユニット</w:t>
@@ -3867,6 +4973,7 @@
               <w:rPr>
                 <w:rFonts w:ascii="Yu Gothic" w:hAnsi="Yu Gothic" w:eastAsia="Yu Gothic"/>
                 <w:b w:val="0"/>
+                <w:i w:val="0"/>
                 <w:sz w:val="18"/>
               </w:rPr>
               <w:t>バージョン</w:t>
@@ -3893,6 +5000,7 @@
               <w:rPr>
                 <w:rFonts w:ascii="Yu Gothic" w:hAnsi="Yu Gothic" w:eastAsia="Yu Gothic"/>
                 <w:b w:val="0"/>
+                <w:i w:val="0"/>
                 <w:sz w:val="18"/>
               </w:rPr>
               <w:t>ボット設定と会話設計を分離して管理する単位</w:t>
@@ -3921,6 +5029,7 @@
               <w:rPr>
                 <w:rFonts w:ascii="Yu Gothic" w:hAnsi="Yu Gothic" w:eastAsia="Yu Gothic"/>
                 <w:b w:val="0"/>
+                <w:i w:val="0"/>
                 <w:sz w:val="18"/>
               </w:rPr>
               <w:t>意図ユーザーの要求目的を区別する単位</w:t>
@@ -3962,6 +5071,7 @@
               <w:rPr>
                 <w:rFonts w:ascii="Yu Gothic" w:hAnsi="Yu Gothic" w:eastAsia="Yu Gothic"/>
                 <w:b w:val="0"/>
+                <w:i w:val="0"/>
                 <w:sz w:val="18"/>
               </w:rPr>
               <w:t>オブジェクト発話から抽出される値または名前</w:t>
@@ -4003,6 +5113,7 @@
               <w:rPr>
                 <w:rFonts w:ascii="Yu Gothic" w:hAnsi="Yu Gothic" w:eastAsia="Yu Gothic"/>
                 <w:b w:val="0"/>
+                <w:i w:val="0"/>
                 <w:sz w:val="18"/>
               </w:rPr>
               <w:t>NLU</w:t>
@@ -4029,6 +5140,7 @@
               <w:rPr>
                 <w:rFonts w:ascii="Yu Gothic" w:hAnsi="Yu Gothic" w:eastAsia="Yu Gothic"/>
                 <w:b w:val="0"/>
+                <w:i w:val="0"/>
                 <w:sz w:val="18"/>
               </w:rPr>
               <w:t>ユーザーの自然言語入力を解釈する機能領域</w:t>
@@ -4057,6 +5169,7 @@
               <w:rPr>
                 <w:rFonts w:ascii="Yu Gothic" w:hAnsi="Yu Gothic" w:eastAsia="Yu Gothic"/>
                 <w:b w:val="0"/>
+                <w:i w:val="0"/>
                 <w:sz w:val="18"/>
               </w:rPr>
               <w:t>学習登録したデータをエンジンが使用できるように反映するタスク</w:t>
@@ -4098,6 +5211,7 @@
               <w:rPr>
                 <w:rFonts w:ascii="Yu Gothic" w:hAnsi="Yu Gothic" w:eastAsia="Yu Gothic"/>
                 <w:b w:val="0"/>
+                <w:i w:val="0"/>
                 <w:sz w:val="18"/>
               </w:rPr>
               <w:t>索引付け</w:t>
@@ -4124,6 +5238,7 @@
               <w:rPr>
                 <w:rFonts w:ascii="Yu Gothic" w:hAnsi="Yu Gothic" w:eastAsia="Yu Gothic"/>
                 <w:b w:val="0"/>
+                <w:i w:val="0"/>
                 <w:sz w:val="18"/>
               </w:rPr>
               <w:t>検索のためにデータの検索構造を準備するタスク</w:t>
@@ -4152,6 +5267,7 @@
               <w:rPr>
                 <w:rFonts w:ascii="Yu Gothic" w:hAnsi="Yu Gothic" w:eastAsia="Yu Gothic"/>
                 <w:b w:val="0"/>
+                <w:i w:val="0"/>
                 <w:sz w:val="18"/>
               </w:rPr>
               <w:t>RAG</w:t>
@@ -4178,6 +5294,7 @@
               <w:rPr>
                 <w:rFonts w:ascii="Yu Gothic" w:hAnsi="Yu Gothic" w:eastAsia="Yu Gothic"/>
                 <w:b w:val="0"/>
+                <w:i w:val="0"/>
                 <w:sz w:val="18"/>
               </w:rPr>
               <w:t>検索された知識と生成モデルを一緒に使用する方法</w:t>
@@ -4198,7 +5315,7 @@
           <w:i w:val="0"/>
           <w:sz w:val="21"/>
         </w:rPr>
-        <w:t>関連ドキュメント</w:t>
+        <w:t>10. エンティティと辞書</w:t>
       </w:r>
     </w:p>
     <w:p>
@@ -4209,9 +5326,11 @@
       <w:r>
         <w:rPr>
           <w:rFonts w:ascii="Yu Gothic" w:hAnsi="Yu Gothic" w:eastAsia="Yu Gothic"/>
-          <w:sz w:val="21"/>
-        </w:rPr>
-        <w:t>[CGA マニュアル全体表示](../README.md)</w:t>
+          <w:b w:val="0"/>
+          <w:i w:val="0"/>
+          <w:sz w:val="21"/>
+        </w:rPr>
+        <w:t>エンティティは、発話から日付、地域、商品、注文番号などの値を抽出するために使用します。</w:t>
       </w:r>
     </w:p>
     <w:p>
@@ -4222,9 +5341,11 @@
       <w:r>
         <w:rPr>
           <w:rFonts w:ascii="Yu Gothic" w:hAnsi="Yu Gothic" w:eastAsia="Yu Gothic"/>
-          <w:sz w:val="21"/>
-        </w:rPr>
-        <w:t>[CGA Getting Started](../cga-getting-started/README.md)</w:t>
+          <w:b w:val="0"/>
+          <w:i w:val="0"/>
+          <w:sz w:val="21"/>
+        </w:rPr>
+        <w:t>辞書は業務用語と同義語を正規化します。変更後は関連するすべてのインテントを再テストします。</w:t>
       </w:r>
     </w:p>
     <w:p>
@@ -4235,9 +5356,390 @@
       <w:r>
         <w:rPr>
           <w:rFonts w:ascii="Yu Gothic" w:hAnsi="Yu Gothic" w:eastAsia="Yu Gothic"/>
-          <w:sz w:val="21"/>
-        </w:rPr>
-        <w:t>[CGA NLU活用ガイド](../cga-nlu-guide/README.md)</w:t>
+          <w:b w:val="0"/>
+          <w:i w:val="0"/>
+          <w:sz w:val="21"/>
+        </w:rPr>
+        <w:t>名前、代表表現、変数、接続する対話フローの整合性を保ちます。</w:t>
+      </w:r>
+    </w:p>
+    <w:p>
+      <w:pPr>
+        <w:pStyle w:val="Heading1"/>
+      </w:pPr>
+      <w:r>
+        <w:rPr>
+          <w:rFonts w:ascii="Yu Gothic" w:hAnsi="Yu Gothic" w:eastAsia="Yu Gothic"/>
+          <w:b/>
+          <w:i w:val="0"/>
+          <w:sz w:val="21"/>
+        </w:rPr>
+        <w:t>11. 対話フローとテンプレート</w:t>
+      </w:r>
+    </w:p>
+    <w:p>
+      <w:pPr>
+        <w:spacing w:after="80"/>
+        <w:ind w:left="360" w:hanging="288"/>
+      </w:pPr>
+      <w:r>
+        <w:rPr>
+          <w:rFonts w:ascii="Yu Gothic" w:hAnsi="Yu Gothic" w:eastAsia="Yu Gothic"/>
+          <w:b w:val="0"/>
+          <w:i w:val="0"/>
+          <w:sz w:val="21"/>
+        </w:rPr>
+        <w:t>1. インテントから開始カードを確認します。</w:t>
+      </w:r>
+    </w:p>
+    <w:p>
+      <w:pPr>
+        <w:spacing w:after="80"/>
+        <w:ind w:left="360" w:hanging="288"/>
+      </w:pPr>
+      <w:r>
+        <w:rPr>
+          <w:rFonts w:ascii="Yu Gothic" w:hAnsi="Yu Gothic" w:eastAsia="Yu Gothic"/>
+          <w:b w:val="0"/>
+          <w:i w:val="0"/>
+          <w:sz w:val="21"/>
+        </w:rPr>
+        <w:t>2. 回答、条件、API、変数、次のカードを接続します。</w:t>
+      </w:r>
+    </w:p>
+    <w:p>
+      <w:pPr>
+        <w:spacing w:after="80"/>
+        <w:ind w:left="360" w:hanging="288"/>
+      </w:pPr>
+      <w:r>
+        <w:rPr>
+          <w:rFonts w:ascii="Yu Gothic" w:hAnsi="Yu Gothic" w:eastAsia="Yu Gothic"/>
+          <w:b w:val="0"/>
+          <w:i w:val="0"/>
+          <w:sz w:val="21"/>
+        </w:rPr>
+        <w:t>3. 正常、例外、終了経路を作り、未接続カードがないことを確認します。</w:t>
+      </w:r>
+    </w:p>
+    <w:p>
+      <w:pPr>
+        <w:spacing w:after="80"/>
+        <w:ind w:left="360" w:hanging="288"/>
+      </w:pPr>
+      <w:r>
+        <w:rPr>
+          <w:rFonts w:ascii="Yu Gothic" w:hAnsi="Yu Gothic" w:eastAsia="Yu Gothic"/>
+          <w:b w:val="0"/>
+          <w:i w:val="0"/>
+          <w:sz w:val="21"/>
+        </w:rPr>
+        <w:t>4. 対象チャネルで有効なテンプレートだけを選び、ボットテストと実チャネルで表示結果を確認します。</w:t>
+      </w:r>
+    </w:p>
+    <w:p>
+      <w:pPr>
+        <w:pStyle w:val="Heading1"/>
+      </w:pPr>
+      <w:r>
+        <w:rPr>
+          <w:rFonts w:ascii="Yu Gothic" w:hAnsi="Yu Gothic" w:eastAsia="Yu Gothic"/>
+          <w:b/>
+          <w:i w:val="0"/>
+          <w:sz w:val="21"/>
+        </w:rPr>
+        <w:t>12. API の管理と実行</w:t>
+      </w:r>
+    </w:p>
+    <w:p>
+      <w:pPr>
+        <w:pStyle w:val="ListBullet"/>
+        <w:spacing w:after="80"/>
+      </w:pPr>
+      <w:r>
+        <w:rPr>
+          <w:rFonts w:ascii="Yu Gothic" w:hAnsi="Yu Gothic" w:eastAsia="Yu Gothic"/>
+          <w:b w:val="0"/>
+          <w:i w:val="0"/>
+          <w:sz w:val="21"/>
+        </w:rPr>
+        <w:t>API 名、送信先 Base URL、メソッド、認証、ヘッダー、Path、Query、Body を登録します。</w:t>
+      </w:r>
+    </w:p>
+    <w:p>
+      <w:pPr>
+        <w:pStyle w:val="ListBullet"/>
+        <w:spacing w:after="80"/>
+      </w:pPr>
+      <w:r>
+        <w:rPr>
+          <w:rFonts w:ascii="Yu Gothic" w:hAnsi="Yu Gothic" w:eastAsia="Yu Gothic"/>
+          <w:b w:val="0"/>
+          <w:i w:val="0"/>
+          <w:sz w:val="21"/>
+        </w:rPr>
+        <w:t>ブラウザーコードは same-origin の相対パスを呼び出し、Docker 内部アドレスと認証情報はサーバー側だけで扱います。</w:t>
+      </w:r>
+    </w:p>
+    <w:p>
+      <w:pPr>
+        <w:pStyle w:val="ListBullet"/>
+        <w:spacing w:after="80"/>
+      </w:pPr>
+      <w:r>
+        <w:rPr>
+          <w:rFonts w:ascii="Yu Gothic" w:hAnsi="Yu Gothic" w:eastAsia="Yu Gothic"/>
+          <w:b w:val="0"/>
+          <w:i w:val="0"/>
+          <w:sz w:val="21"/>
+        </w:rPr>
+        <w:t xml:space="preserve">テスト後、分析データと </w:t>
+      </w:r>
+      <w:r>
+        <w:rPr>
+          <w:rFonts w:ascii="Yu Gothic" w:hAnsi="Yu Gothic" w:eastAsia="Yu Gothic"/>
+          <w:b/>
+          <w:i w:val="0"/>
+          <w:sz w:val="21"/>
+        </w:rPr>
+        <w:t>Admin &gt; API 呼び出し履歴</w:t>
+      </w:r>
+      <w:r>
+        <w:rPr>
+          <w:rFonts w:ascii="Yu Gothic" w:hAnsi="Yu Gothic" w:eastAsia="Yu Gothic"/>
+          <w:b w:val="0"/>
+          <w:i w:val="0"/>
+          <w:sz w:val="21"/>
+        </w:rPr>
+        <w:t xml:space="preserve"> で状態、遅延、失敗理由を確認します。</w:t>
+      </w:r>
+    </w:p>
+    <w:p>
+      <w:pPr>
+        <w:pStyle w:val="Heading1"/>
+      </w:pPr>
+      <w:r>
+        <w:rPr>
+          <w:rFonts w:ascii="Yu Gothic" w:hAnsi="Yu Gothic" w:eastAsia="Yu Gothic"/>
+          <w:b/>
+          <w:i w:val="0"/>
+          <w:sz w:val="21"/>
+        </w:rPr>
+        <w:t>13. ボットテスト、評価、再学習、分析</w:t>
+      </w:r>
+    </w:p>
+    <w:p>
+      <w:pPr>
+        <w:pStyle w:val="ListBullet"/>
+        <w:spacing w:after="80"/>
+      </w:pPr>
+      <w:r>
+        <w:rPr>
+          <w:rFonts w:ascii="Yu Gothic" w:hAnsi="Yu Gothic" w:eastAsia="Yu Gothic"/>
+          <w:b w:val="0"/>
+          <w:i w:val="0"/>
+          <w:sz w:val="21"/>
+        </w:rPr>
+        <w:t>ボットテストでは、回答と分析パネルの適用段階、Score、エンティティ、変数、対話カード、最終回答を同時に確認します。</w:t>
+      </w:r>
+    </w:p>
+    <w:p>
+      <w:pPr>
+        <w:pStyle w:val="ListBullet"/>
+        <w:spacing w:after="80"/>
+      </w:pPr>
+      <w:r>
+        <w:rPr>
+          <w:rFonts w:ascii="Yu Gothic" w:hAnsi="Yu Gothic" w:eastAsia="Yu Gothic"/>
+          <w:b w:val="0"/>
+          <w:i w:val="0"/>
+          <w:sz w:val="21"/>
+        </w:rPr>
+        <w:t>評価では、同じ基準データで誤分類文、低 Score 文、類似インテント衝突を確認します。</w:t>
+      </w:r>
+    </w:p>
+    <w:p>
+      <w:pPr>
+        <w:pStyle w:val="ListBullet"/>
+        <w:spacing w:after="80"/>
+      </w:pPr>
+      <w:r>
+        <w:rPr>
+          <w:rFonts w:ascii="Yu Gothic" w:hAnsi="Yu Gothic" w:eastAsia="Yu Gothic"/>
+          <w:b w:val="0"/>
+          <w:i w:val="0"/>
+          <w:sz w:val="21"/>
+        </w:rPr>
+        <w:t>再学習では確認済み発話だけを反映し、学習履歴で処理結果を確認します。</w:t>
+      </w:r>
+    </w:p>
+    <w:p>
+      <w:pPr>
+        <w:pStyle w:val="ListBullet"/>
+        <w:spacing w:after="80"/>
+      </w:pPr>
+      <w:r>
+        <w:rPr>
+          <w:rFonts w:ascii="Yu Gothic" w:hAnsi="Yu Gothic" w:eastAsia="Yu Gothic"/>
+          <w:b w:val="0"/>
+          <w:i w:val="0"/>
+          <w:sz w:val="21"/>
+        </w:rPr>
+        <w:t>分析では、データ 0 件がフィルターや収集異常によるものかを区別してからモデル変更を判断します。</w:t>
+      </w:r>
+    </w:p>
+    <w:p>
+      <w:pPr>
+        <w:pStyle w:val="Heading1"/>
+      </w:pPr>
+      <w:r>
+        <w:rPr>
+          <w:rFonts w:ascii="Yu Gothic" w:hAnsi="Yu Gothic" w:eastAsia="Yu Gothic"/>
+          <w:b/>
+          <w:i w:val="0"/>
+          <w:sz w:val="21"/>
+        </w:rPr>
+        <w:t>14. システム管理と運用ダッシュボード</w:t>
+      </w:r>
+    </w:p>
+    <w:p>
+      <w:pPr>
+        <w:pStyle w:val="ListBullet"/>
+        <w:spacing w:after="80"/>
+      </w:pPr>
+      <w:r>
+        <w:rPr>
+          <w:rFonts w:ascii="Yu Gothic" w:hAnsi="Yu Gothic" w:eastAsia="Yu Gothic"/>
+          <w:b w:val="0"/>
+          <w:i w:val="0"/>
+          <w:sz w:val="21"/>
+        </w:rPr>
+        <w:t>Admin でユーザー、グループ、権限、チャネル、Botstation 接続、テンプレート、ライセンス、多言語システムメッセージを管理します。</w:t>
+      </w:r>
+    </w:p>
+    <w:p>
+      <w:pPr>
+        <w:pStyle w:val="ListBullet"/>
+        <w:spacing w:after="80"/>
+      </w:pPr>
+      <w:r>
+        <w:rPr>
+          <w:rFonts w:ascii="Yu Gothic" w:hAnsi="Yu Gothic" w:eastAsia="Yu Gothic"/>
+          <w:b w:val="0"/>
+          <w:i w:val="0"/>
+          <w:sz w:val="21"/>
+        </w:rPr>
+        <w:t>運用ダッシュボードで API/DB、キャッシュ、応答遅延、エラー、編集ロック、DB 分離、ML GPU、Semantic GPU の状態を確認します。</w:t>
+      </w:r>
+    </w:p>
+    <w:p>
+      <w:pPr>
+        <w:pStyle w:val="ListBullet"/>
+        <w:spacing w:after="80"/>
+      </w:pPr>
+      <w:r>
+        <w:rPr>
+          <w:rFonts w:ascii="Yu Gothic" w:hAnsi="Yu Gothic" w:eastAsia="Yu Gothic"/>
+          <w:b w:val="0"/>
+          <w:i w:val="0"/>
+          <w:sz w:val="21"/>
+        </w:rPr>
+        <w:t>履歴画面でボット、バージョン、言語、発話、チャネル、要求時刻、結果を追跡し、認証情報や個人情報は露出しません。</w:t>
+      </w:r>
+    </w:p>
+    <w:p>
+      <w:pPr>
+        <w:pStyle w:val="Heading1"/>
+      </w:pPr>
+      <w:r>
+        <w:rPr>
+          <w:rFonts w:ascii="Yu Gothic" w:hAnsi="Yu Gothic" w:eastAsia="Yu Gothic"/>
+          <w:b/>
+          <w:i w:val="0"/>
+          <w:sz w:val="21"/>
+        </w:rPr>
+        <w:t>15. 運用チェックリストと例</w:t>
+      </w:r>
+    </w:p>
+    <w:p>
+      <w:r>
+        <w:rPr>
+          <w:rFonts w:ascii="Yu Gothic" w:hAnsi="Yu Gothic" w:eastAsia="Yu Gothic"/>
+          <w:b w:val="0"/>
+          <w:i w:val="0"/>
+          <w:sz w:val="21"/>
+        </w:rPr>
+        <w:t>変更前にボット UUID、バージョン、言語、運用バージョン、影響資産、基準発話、接続チャネルを記録します。変更後は保存、学習・索引、ボットテスト、評価、分析、対話・API・Queue 履歴、実チャネルを確認します。</w:t>
+      </w:r>
+    </w:p>
+    <w:p>
+      <w:r>
+        <w:rPr>
+          <w:rFonts w:ascii="Yu Gothic" w:hAnsi="Yu Gothic" w:eastAsia="Yu Gothic"/>
+          <w:b w:val="0"/>
+          <w:i w:val="0"/>
+          <w:sz w:val="21"/>
+        </w:rPr>
+        <w:t>例：配送問い合わせボットを作り、配送予定と現在状態のインテント、多言語発話、注文番号エンティティ、API カードを登録し、学習または索引後に代表・境界発話をテストして、確認済みの失敗だけを再学習に反映します。</w:t>
+      </w:r>
+    </w:p>
+    <w:p>
+      <w:pPr>
+        <w:pStyle w:val="Heading1"/>
+      </w:pPr>
+      <w:r>
+        <w:rPr>
+          <w:rFonts w:ascii="Yu Gothic" w:hAnsi="Yu Gothic" w:eastAsia="Yu Gothic"/>
+          <w:b/>
+          <w:i w:val="0"/>
+          <w:sz w:val="21"/>
+        </w:rPr>
+        <w:t>関連ドキュメント</w:t>
+      </w:r>
+    </w:p>
+    <w:p>
+      <w:pPr>
+        <w:pStyle w:val="ListBullet"/>
+        <w:spacing w:after="80"/>
+      </w:pPr>
+      <w:r>
+        <w:rPr>
+          <w:rFonts w:ascii="Yu Gothic" w:hAnsi="Yu Gothic" w:eastAsia="Yu Gothic"/>
+          <w:b w:val="0"/>
+          <w:i w:val="0"/>
+          <w:sz w:val="21"/>
+        </w:rPr>
+        <w:t>CGA マニュアル全体表示</w:t>
+      </w:r>
+    </w:p>
+    <w:p>
+      <w:pPr>
+        <w:pStyle w:val="ListBullet"/>
+        <w:spacing w:after="80"/>
+      </w:pPr>
+      <w:r>
+        <w:rPr>
+          <w:rFonts w:ascii="Yu Gothic" w:hAnsi="Yu Gothic" w:eastAsia="Yu Gothic"/>
+          <w:b w:val="0"/>
+          <w:i w:val="0"/>
+          <w:sz w:val="21"/>
+        </w:rPr>
+        <w:t>CGA Getting Started</w:t>
+      </w:r>
+    </w:p>
+    <w:p>
+      <w:pPr>
+        <w:pStyle w:val="ListBullet"/>
+        <w:spacing w:after="80"/>
+      </w:pPr>
+      <w:r>
+        <w:rPr>
+          <w:rFonts w:ascii="Yu Gothic" w:hAnsi="Yu Gothic" w:eastAsia="Yu Gothic"/>
+          <w:b w:val="0"/>
+          <w:i w:val="0"/>
+          <w:sz w:val="21"/>
+        </w:rPr>
+        <w:t>CGA NLU活用ガイド</w:t>
       </w:r>
     </w:p>
     <w:sectPr>
